--- a/diploma/diploma.docx
+++ b/diploma/diploma.docx
@@ -2,7 +2,6 @@
 <file path=word/document.xml><?xml version="1.0" encoding="utf-8"?>
 <w:document xmlns:w="http://schemas.openxmlformats.org/wordprocessingml/2006/main" xmlns:m="http://schemas.openxmlformats.org/officeDocument/2006/math" xmlns:r="http://schemas.openxmlformats.org/officeDocument/2006/relationships" xmlns:o="urn:schemas-microsoft-com:office:office" xmlns:v="urn:schemas-microsoft-com:vml" xmlns:w10="urn:schemas-microsoft-com:office:word" xmlns:a="http://schemas.openxmlformats.org/drawingml/2006/main" xmlns:pic="http://schemas.openxmlformats.org/drawingml/2006/picture" xmlns:wp="http://schemas.openxmlformats.org/drawingml/2006/wordprocessingDrawing">
   <w:body>
-    <w:bookmarkStart w:id="49" w:name="разработка-агента"/>
     <w:p>
       <w:pPr>
         <w:pStyle w:val="Heading1"/>
@@ -11,7 +10,6 @@
         <w:t xml:space="preserve">3. Разработка агента</w:t>
       </w:r>
     </w:p>
-    <w:bookmarkStart w:id="12" w:name="X19443e7f537add756d565a87a0eb195ffedf671"/>
     <w:p>
       <w:pPr>
         <w:pStyle w:val="Heading2"/>
@@ -20,7 +18,6 @@
         <w:t xml:space="preserve">3.1. Концепция проекта и художественная логика инсталляции</w:t>
       </w:r>
     </w:p>
-    <w:bookmarkStart w:id="9" w:name="концептуальная-основа-проекта"/>
     <w:p>
       <w:pPr>
         <w:pStyle w:val="Heading3"/>
@@ -61,8 +58,6 @@
         <w:t xml:space="preserve">Материальное тело агента — технофлора, результат симбиоза органики и электроники, возникший на месте прежнего тела. Через неё агент проявляется вовне: то, что ранее могло бы быть описано как внутреннее состояние, здесь передаётся через материальные реакции среды: свет, звук, вибрацию. Это смещает акцент с антропоморфной модели искусственного интеллекта на экологическую и постбиологическую. «Адам Чип» не имитирует человека; он существует как инородная, но связная форма присутствия.</w:t>
       </w:r>
     </w:p>
-    <w:bookmarkEnd w:id="9"/>
-    <w:bookmarkStart w:id="10" w:name="логика-поведения-агента"/>
     <w:p>
       <w:pPr>
         <w:pStyle w:val="Heading3"/>
@@ -119,8 +114,6 @@
         <w:t xml:space="preserve">Архитектурно стоит зафиксировать одно отсутствие: система не реализует классическую модель Belief–Desire–Intention (см. главу 1.1.3 и кейсы 2.3.1). У Адама нет структурированных убеждений как отдельной базы знаний: «истинное» растворено в системном промпте и эпизодической памяти. Нет целей в смысле явных желаний и нет намерений как устойчивых обязательств, переходящих между обращениями. Каждое решение принимается заново — в контексте текущего обращения и текущей конфигурации идентичности. Это сознательный отказ. Квазисубъект здесь конструируется через удержание роли и реакцию на дельта-события среды, а не через целеполагание.</w:t>
       </w:r>
     </w:p>
-    <w:bookmarkEnd w:id="10"/>
-    <w:bookmarkStart w:id="11" w:name="Xa38b20947a1150ba9a1d8d9b71d8894319ba9af"/>
     <w:p>
       <w:pPr>
         <w:pStyle w:val="Heading3"/>
@@ -145,9 +138,6 @@
         <w:t xml:space="preserve">Базовых функций пять. Восприятие — фиксация обращений и значимых событий, перевод сенсорного потока в форму, пригодную для поведенческого решения. Интерпретация — соотнесение входного сигнала с ролью, состоянием и накопленным контекстом; одна и та же реплика в разных условиях получает разные трактовки. Речевая генерация — формирование адресной реплики, через которую проявляются характер, дистанция и интонация. Командная генерация — формирование исполнительных сигналов для технофлоры; свет, звук и вибрация работают как равноправная часть поведения, а не как декоративное сопровождение речи. Удержание поведенческой линии — связывание отдельных эпизодов взаимодействия в последовательность, сохранение характера и непрерывности присутствия во времени.</w:t>
       </w:r>
     </w:p>
-    <w:bookmarkEnd w:id="11"/>
-    <w:bookmarkEnd w:id="12"/>
-    <w:bookmarkStart w:id="28" w:name="разработка-нейроагентного-приложения"/>
     <w:p>
       <w:pPr>
         <w:pStyle w:val="Heading2"/>
@@ -156,7 +146,6 @@
         <w:t xml:space="preserve">3.2. Разработка нейроагентного приложения</w:t>
       </w:r>
     </w:p>
-    <w:bookmarkStart w:id="16" w:name="общая-архитектура-приложения"/>
     <w:p>
       <w:pPr>
         <w:pStyle w:val="Heading3"/>
@@ -296,8 +285,6 @@
         <w:t xml:space="preserve">Рисунок 3.2.1 — Общая архитектура нейроагентного приложения</w:t>
       </w:r>
     </w:p>
-    <w:bookmarkEnd w:id="16"/>
-    <w:bookmarkStart w:id="20" w:name="программный-стек-и-логика-реализации"/>
     <w:p>
       <w:pPr>
         <w:pStyle w:val="Heading3"/>
@@ -409,8 +396,6 @@
         <w:t xml:space="preserve">Рисунок 3.2.2 — Программный стек нейроагентного приложения</w:t>
       </w:r>
     </w:p>
-    <w:bookmarkEnd w:id="20"/>
-    <w:bookmarkStart w:id="21" w:name="X326f674d11e9fda31903154595a1abe33d036ce"/>
     <w:p>
       <w:pPr>
         <w:pStyle w:val="Heading3"/>
@@ -446,6 +431,7 @@
     <w:p>
       <w:pPr>
         <w:pStyle w:val="BodyText"/>
+        <w:ind w:firstLine="0"/>
       </w:pPr>
       <w:r>
         <w:t xml:space="preserve">Таблица 3.1 — AIIM-профиль персонажа Адам Чип</w:t>
@@ -454,9 +440,9 @@
     <w:tbl>
       <w:tblPr>
         <w:tblStyle w:val="Table"/>
-        <w:tblW w:type="auto" w:w="0"/>
         <w:tblLook w:firstRow="1" w:lastRow="0" w:firstColumn="0" w:lastColumn="0" w:noHBand="0" w:noVBand="0" w:val="0020"/>
         <w:tblLayout w:type="autofit"/>
+        <w:tblW w:w="5000" w:type="pct"/>
         <w:tblBorders>
           <w:top w:val="single" w:sz="4" w:space="0" w:color="000000"/>
           <w:left w:val="single" w:sz="4" w:space="0" w:color="000000"/>
@@ -1859,8 +1845,6 @@
         <w:t xml:space="preserve">(полный перечень — в разделе 3.2.6). Исполнительный уровень получает не команды в инженерном смысле, а компактные сигналы состояния, которые интерпретирует постобработка.</w:t>
       </w:r>
     </w:p>
-    <w:bookmarkEnd w:id="21"/>
-    <w:bookmarkStart w:id="25" w:name="организация-памяти-и-контекстного-слоя"/>
     <w:p>
       <w:pPr>
         <w:pStyle w:val="Heading3"/>
@@ -1958,6 +1942,7 @@
     <w:p>
       <w:pPr>
         <w:pStyle w:val="BodyText"/>
+        <w:ind w:firstLine="0"/>
       </w:pPr>
       <w:r>
         <w:t xml:space="preserve">Таблица 3.2 — Сигналы значимости эпизода и их веса</w:t>
@@ -1966,9 +1951,9 @@
     <w:tbl>
       <w:tblPr>
         <w:tblStyle w:val="Table"/>
-        <w:tblW w:type="auto" w:w="0"/>
         <w:tblLook w:firstRow="1" w:lastRow="0" w:firstColumn="0" w:lastColumn="0" w:noHBand="0" w:noVBand="0" w:val="0020"/>
         <w:tblLayout w:type="autofit"/>
+        <w:tblW w:w="5000" w:type="pct"/>
         <w:tblBorders>
           <w:top w:val="single" w:sz="4" w:space="0" w:color="000000"/>
           <w:left w:val="single" w:sz="4" w:space="0" w:color="000000"/>
@@ -2482,8 +2467,6 @@
         <w:t xml:space="preserve">Рисунок 3.2.4 — Четыре уровня памяти нейроагентного приложения</w:t>
       </w:r>
     </w:p>
-    <w:bookmarkEnd w:id="25"/>
-    <w:bookmarkStart w:id="26" w:name="X89f673072fb145f66e734a0ec949b43b27e7854"/>
     <w:p>
       <w:pPr>
         <w:pStyle w:val="Heading3"/>
@@ -2566,8 +2549,6 @@
         <w:t xml:space="preserve">Входной и выходной речевые контуры работают в полудуплексном режиме: пока агент говорит, микрофон заглушается на уровне приложения, и собственная синтезированная речь не возвращается в распознавание. Без этого ограничения инсталляция быстро попала бы в петлю самовозбуждения. Полудуплекс зафиксирован как выставочный инвариант, а не как настраиваемая опция: половинчатые режимы (эхоподавление с фильтрацией) для художественной задачи менее надёжны, чем простое физическое разделение каналов во времени. Дополнительно работает фильтрация эхо-следов на уровне распознавания: если в течение нескольких секунд после завершения речи агента приходит фрагмент, текстуально близкий к только что произнесённой реплике, он отбрасывается как остаточное эхо помещения.</w:t>
       </w:r>
     </w:p>
-    <w:bookmarkEnd w:id="26"/>
-    <w:bookmarkStart w:id="27" w:name="X87addcd0efc903c239a58016b936136f55a7829"/>
     <w:p>
       <w:pPr>
         <w:pStyle w:val="Heading3"/>
@@ -2790,6 +2771,7 @@
     <w:p>
       <w:pPr>
         <w:pStyle w:val="BodyText"/>
+        <w:ind w:firstLine="0"/>
       </w:pPr>
       <w:r>
         <w:t xml:space="preserve">Таблица 3.3 — Теги эмоциональных состояний и паттерны технофлоры</w:t>
@@ -2798,9 +2780,9 @@
     <w:tbl>
       <w:tblPr>
         <w:tblStyle w:val="Table"/>
-        <w:tblW w:type="auto" w:w="0"/>
         <w:tblLook w:firstRow="1" w:lastRow="0" w:firstColumn="0" w:lastColumn="0" w:noHBand="0" w:noVBand="0" w:val="0020"/>
         <w:tblLayout w:type="autofit"/>
+        <w:tblW w:w="5000" w:type="pct"/>
         <w:tblBorders>
           <w:top w:val="single" w:sz="4" w:space="0" w:color="000000"/>
           <w:left w:val="single" w:sz="4" w:space="0" w:color="000000"/>
@@ -3396,9 +3378,6 @@
         <w:t xml:space="preserve">Командный контур работает не только после прямого ответа зрителю. Его запускают и внутренние условия приложения: долгое отсутствие активности, фоновое изменение состояния агента, периодическое сканирование среды. В таких случаях оркестратор запускает цикл без внешней реплики, а технофлора получает сигналы, поддерживающие ощущение того, что агент не сводится к ожиданию команды.</w:t>
       </w:r>
     </w:p>
-    <w:bookmarkEnd w:id="27"/>
-    <w:bookmarkEnd w:id="28"/>
-    <w:bookmarkStart w:id="42" w:name="разработка-инсталляции"/>
     <w:p>
       <w:pPr>
         <w:pStyle w:val="Heading2"/>
@@ -3407,7 +3386,6 @@
         <w:t xml:space="preserve">3.3. Разработка инсталляции</w:t>
       </w:r>
     </w:p>
-    <w:bookmarkStart w:id="29" w:name="техническая-реализация-инсталляции"/>
     <w:p>
       <w:pPr>
         <w:pStyle w:val="Heading3"/>
@@ -3448,8 +3426,6 @@
         <w:t xml:space="preserve">Часть проводников и электронных элементов сохраняется в видимом поле. Это сознательный элемент художественного решения: электронная инфраструктура входит в язык работы как признак техногенного происхождения симбионта, а не маскируется под «магический» объект.</w:t>
       </w:r>
     </w:p>
-    <w:bookmarkEnd w:id="29"/>
-    <w:bookmarkStart w:id="33" w:name="перцептивный-и-моторный-слои-инсталляции"/>
     <w:p>
       <w:pPr>
         <w:pStyle w:val="Heading3"/>
@@ -3553,8 +3529,6 @@
         <w:t xml:space="preserve">Рисунок 3.3.2 — Аппаратная структура инсталляции: Jetson Orin NX и ESP32-S3</w:t>
       </w:r>
     </w:p>
-    <w:bookmarkEnd w:id="33"/>
-    <w:bookmarkStart w:id="34" w:name="Xcb0a1416183061eeaab302139e9100bc4233d1f"/>
     <w:p>
       <w:pPr>
         <w:pStyle w:val="Heading3"/>
@@ -3595,8 +3569,6 @@
         <w:t xml:space="preserve">В прошивке заложены базовые процедуры безопасности. При потере связи с приложением микроконтроллер автономно переводит все каналы технофлоры в нейтральное состояние и удерживает его до восстановления соединения. Это исключает зависание исполнительных устройств в произвольной позиции при сбоях сети или перезагрузке приложения.</w:t>
       </w:r>
     </w:p>
-    <w:bookmarkEnd w:id="34"/>
-    <w:bookmarkStart w:id="35" w:name="d-моделирование-и-печать"/>
     <w:p>
       <w:pPr>
         <w:pStyle w:val="Heading3"/>
@@ -3613,8 +3585,6 @@
         <w:t xml:space="preserve">[раздел будет дополнен]</w:t>
       </w:r>
     </w:p>
-    <w:bookmarkEnd w:id="35"/>
-    <w:bookmarkStart w:id="39" w:name="X7f35d0fd8d668d7697d9db1556f6035c4b70988"/>
     <w:p>
       <w:pPr>
         <w:pStyle w:val="Heading3"/>
@@ -3790,6 +3760,7 @@
     <w:p>
       <w:pPr>
         <w:pStyle w:val="BodyText"/>
+        <w:ind w:firstLine="0"/>
       </w:pPr>
       <w:r>
         <w:t xml:space="preserve">Таблица 3.4 — Параметры конфигурации цикла взаимодействия</w:t>
@@ -3798,9 +3769,9 @@
     <w:tbl>
       <w:tblPr>
         <w:tblStyle w:val="Table"/>
-        <w:tblW w:type="auto" w:w="0"/>
         <w:tblLook w:firstRow="1" w:lastRow="0" w:firstColumn="0" w:lastColumn="0" w:noHBand="0" w:noVBand="0" w:val="0020"/>
         <w:tblLayout w:type="autofit"/>
+        <w:tblW w:w="5000" w:type="pct"/>
         <w:tblBorders>
           <w:top w:val="single" w:sz="4" w:space="0" w:color="000000"/>
           <w:left w:val="single" w:sz="4" w:space="0" w:color="000000"/>
@@ -4426,8 +4397,6 @@
         <w:t xml:space="preserve">. Дельта-детектор меняет внутреннее состояние агента — моторный отклик лишь следствие этого изменения. Поведение и идентичность взаимно настраивают друг друга.</w:t>
       </w:r>
     </w:p>
-    <w:bookmarkEnd w:id="39"/>
-    <w:bookmarkStart w:id="40" w:name="сборка-инсталляции"/>
     <w:p>
       <w:pPr>
         <w:pStyle w:val="Heading3"/>
@@ -4444,8 +4413,6 @@
         <w:t xml:space="preserve">[раздел будет дополнен]</w:t>
       </w:r>
     </w:p>
-    <w:bookmarkEnd w:id="40"/>
-    <w:bookmarkStart w:id="41" w:name="тестирование-и-апробация"/>
     <w:p>
       <w:pPr>
         <w:pStyle w:val="Heading3"/>
@@ -4470,9 +4437,6 @@
         <w:t xml:space="preserve">Перед каждым выставочным запуском проводится калибровка порога пробуждного слова под акустику конкретного зала. Это служебный скрипт: оператор записывает несколько проб произношения слова «Адам» с разных расстояний и углов относительно микрофона, после чего скрипт подбирает значение порога OpenWakeWord и количество подтверждающих кадров так, чтобы минимизировать ложные срабатывания при сохранении надёжной реакции на реальное обращение. Выставочное пространство обычно шумнее и реверберирующее мастерской; без калибровки оно даёт либо систематические пропуски обращений, либо постоянные ложные пробуждения.</w:t>
       </w:r>
     </w:p>
-    <w:bookmarkEnd w:id="41"/>
-    <w:bookmarkEnd w:id="42"/>
-    <w:bookmarkStart w:id="48" w:name="Xf8aecf101792abf04372b374f28885184ab3a4e"/>
     <w:p>
       <w:pPr>
         <w:pStyle w:val="Heading2"/>
@@ -4481,7 +4445,6 @@
         <w:t xml:space="preserve">3.4. Тестирование и апробация нейроагентной инсталляции</w:t>
       </w:r>
     </w:p>
-    <w:bookmarkStart w:id="43" w:name="задачи-и-методика-апробации"/>
     <w:p>
       <w:pPr>
         <w:pStyle w:val="Heading3"/>
@@ -4562,6 +4525,7 @@
     <w:p>
       <w:pPr>
         <w:pStyle w:val="BodyText"/>
+        <w:ind w:firstLine="0"/>
       </w:pPr>
       <w:r>
         <w:t xml:space="preserve">Таблица — Режимы тестирования и задачи апробации</w:t>
@@ -4570,9 +4534,9 @@
     <w:tbl>
       <w:tblPr>
         <w:tblStyle w:val="Table"/>
-        <w:tblW w:type="auto" w:w="0"/>
         <w:tblLook w:firstRow="1" w:lastRow="0" w:firstColumn="0" w:lastColumn="0" w:noHBand="0" w:noVBand="0" w:val="0020"/>
         <w:tblLayout w:type="autofit"/>
+        <w:tblW w:w="5000" w:type="pct"/>
         <w:tblBorders>
           <w:top w:val="single" w:sz="4" w:space="0" w:color="000000"/>
           <w:left w:val="single" w:sz="4" w:space="0" w:color="000000"/>
@@ -4674,33 +4638,45 @@
               <w:pStyle w:val="Compact"/>
               <w:ind w:firstLine="0"/>
             </w:pPr>
-          </w:p>
-        </w:tc>
-        <w:tc>
-          <w:tcPr/>
-          <w:p>
-            <w:pPr>
-              <w:pStyle w:val="Compact"/>
-              <w:ind w:firstLine="0"/>
-            </w:pPr>
-          </w:p>
-        </w:tc>
-        <w:tc>
-          <w:tcPr/>
-          <w:p>
-            <w:pPr>
-              <w:pStyle w:val="Compact"/>
-              <w:ind w:firstLine="0"/>
-            </w:pPr>
-          </w:p>
-        </w:tc>
-        <w:tc>
-          <w:tcPr/>
-          <w:p>
-            <w:pPr>
-              <w:pStyle w:val="Compact"/>
-              <w:ind w:firstLine="0"/>
-            </w:pPr>
+            <w:r>
+              <w:t xml:space="preserve">Диалог 1–5 реплик; взаимодействие до 5 минут</w:t>
+            </w:r>
+          </w:p>
+        </w:tc>
+        <w:tc>
+          <w:tcPr/>
+          <w:p>
+            <w:pPr>
+              <w:pStyle w:val="Compact"/>
+              <w:ind w:firstLine="0"/>
+            </w:pPr>
+            <w:r>
+              <w:t xml:space="preserve">RAS, NVR, задержка ответа, техническая устойчивость</w:t>
+            </w:r>
+          </w:p>
+        </w:tc>
+        <w:tc>
+          <w:tcPr/>
+          <w:p>
+            <w:pPr>
+              <w:pStyle w:val="Compact"/>
+              <w:ind w:firstLine="0"/>
+            </w:pPr>
+            <w:r>
+              <w:t xml:space="preserve">31 сессия</w:t>
+            </w:r>
+          </w:p>
+        </w:tc>
+        <w:tc>
+          <w:tcPr/>
+          <w:p>
+            <w:pPr>
+              <w:pStyle w:val="Compact"/>
+              <w:ind w:firstLine="0"/>
+            </w:pPr>
+            <w:r>
+              <w:t xml:space="preserve">Доминирующий режим; охватывает случайные и ознакомительные взаимодействия</w:t>
+            </w:r>
           </w:p>
         </w:tc>
       </w:tr>
@@ -4724,33 +4700,45 @@
               <w:pStyle w:val="Compact"/>
               <w:ind w:firstLine="0"/>
             </w:pPr>
-          </w:p>
-        </w:tc>
-        <w:tc>
-          <w:tcPr/>
-          <w:p>
-            <w:pPr>
-              <w:pStyle w:val="Compact"/>
-              <w:ind w:firstLine="0"/>
-            </w:pPr>
-          </w:p>
-        </w:tc>
-        <w:tc>
-          <w:tcPr/>
-          <w:p>
-            <w:pPr>
-              <w:pStyle w:val="Compact"/>
-              <w:ind w:firstLine="0"/>
-            </w:pPr>
-          </w:p>
-        </w:tc>
-        <w:tc>
-          <w:tcPr/>
-          <w:p>
-            <w:pPr>
-              <w:pStyle w:val="Compact"/>
-              <w:ind w:firstLine="0"/>
-            </w:pPr>
+            <w:r>
+              <w:t xml:space="preserve">Диалог от 15 реплик; продолжительность более 20 минут</w:t>
+            </w:r>
+          </w:p>
+        </w:tc>
+        <w:tc>
+          <w:tcPr/>
+          <w:p>
+            <w:pPr>
+              <w:pStyle w:val="Compact"/>
+              <w:ind w:firstLine="0"/>
+            </w:pPr>
+            <w:r>
+              <w:t xml:space="preserve">RDI, RI, CRS, SCS</w:t>
+            </w:r>
+          </w:p>
+        </w:tc>
+        <w:tc>
+          <w:tcPr/>
+          <w:p>
+            <w:pPr>
+              <w:pStyle w:val="Compact"/>
+              <w:ind w:firstLine="0"/>
+            </w:pPr>
+            <w:r>
+              <w:t xml:space="preserve">18 сессий</w:t>
+            </w:r>
+          </w:p>
+        </w:tc>
+        <w:tc>
+          <w:tcPr/>
+          <w:p>
+            <w:pPr>
+              <w:pStyle w:val="Compact"/>
+              <w:ind w:firstLine="0"/>
+            </w:pPr>
+            <w:r>
+              <w:t xml:space="preserve">Позволяет зафиксировать накопленный дрейф роли и исчерпание контекстного окна</w:t>
+            </w:r>
           </w:p>
         </w:tc>
       </w:tr>
@@ -4774,33 +4762,45 @@
               <w:pStyle w:val="Compact"/>
               <w:ind w:firstLine="0"/>
             </w:pPr>
-          </w:p>
-        </w:tc>
-        <w:tc>
-          <w:tcPr/>
-          <w:p>
-            <w:pPr>
-              <w:pStyle w:val="Compact"/>
-              <w:ind w:firstLine="0"/>
-            </w:pPr>
-          </w:p>
-        </w:tc>
-        <w:tc>
-          <w:tcPr/>
-          <w:p>
-            <w:pPr>
-              <w:pStyle w:val="Compact"/>
-              <w:ind w:firstLine="0"/>
-            </w:pPr>
-          </w:p>
-        </w:tc>
-        <w:tc>
-          <w:tcPr/>
-          <w:p>
-            <w:pPr>
-              <w:pStyle w:val="Compact"/>
-              <w:ind w:firstLine="0"/>
-            </w:pPr>
+            <w:r>
+              <w:t xml:space="preserve">Зритель делает паузу внутри диалога и возобновляет его; агент сохраняет состояние без сброса</w:t>
+            </w:r>
+          </w:p>
+        </w:tc>
+        <w:tc>
+          <w:tcPr/>
+          <w:p>
+            <w:pPr>
+              <w:pStyle w:val="Compact"/>
+              <w:ind w:firstLine="0"/>
+            </w:pPr>
+            <w:r>
+              <w:t xml:space="preserve">CRS, SCS</w:t>
+            </w:r>
+          </w:p>
+        </w:tc>
+        <w:tc>
+          <w:tcPr/>
+          <w:p>
+            <w:pPr>
+              <w:pStyle w:val="Compact"/>
+              <w:ind w:firstLine="0"/>
+            </w:pPr>
+            <w:r>
+              <w:t xml:space="preserve">12 сессий</w:t>
+            </w:r>
+          </w:p>
+        </w:tc>
+        <w:tc>
+          <w:tcPr/>
+          <w:p>
+            <w:pPr>
+              <w:pStyle w:val="Compact"/>
+              <w:ind w:firstLine="0"/>
+            </w:pPr>
+            <w:r>
+              <w:t xml:space="preserve">Паузы до 3 минут не нарушают связности; возобновление темы происходит без подсказки</w:t>
+            </w:r>
           </w:p>
         </w:tc>
       </w:tr>
@@ -4824,33 +4824,45 @@
               <w:pStyle w:val="Compact"/>
               <w:ind w:firstLine="0"/>
             </w:pPr>
-          </w:p>
-        </w:tc>
-        <w:tc>
-          <w:tcPr/>
-          <w:p>
-            <w:pPr>
-              <w:pStyle w:val="Compact"/>
-              <w:ind w:firstLine="0"/>
-            </w:pPr>
-          </w:p>
-        </w:tc>
-        <w:tc>
-          <w:tcPr/>
-          <w:p>
-            <w:pPr>
-              <w:pStyle w:val="Compact"/>
-              <w:ind w:firstLine="0"/>
-            </w:pPr>
-          </w:p>
-        </w:tc>
-        <w:tc>
-          <w:tcPr/>
-          <w:p>
-            <w:pPr>
-              <w:pStyle w:val="Compact"/>
-              <w:ind w:firstLine="0"/>
-            </w:pPr>
+            <w:r>
+              <w:t xml:space="preserve">Зритель возвращается спустя один день или более; агент извлекает имя и эпизод из долговременной памяти</w:t>
+            </w:r>
+          </w:p>
+        </w:tc>
+        <w:tc>
+          <w:tcPr/>
+          <w:p>
+            <w:pPr>
+              <w:pStyle w:val="Compact"/>
+              <w:ind w:firstLine="0"/>
+            </w:pPr>
+            <w:r>
+              <w:t xml:space="preserve">LMRR, использование биографических данных</w:t>
+            </w:r>
+          </w:p>
+        </w:tc>
+        <w:tc>
+          <w:tcPr/>
+          <w:p>
+            <w:pPr>
+              <w:pStyle w:val="Compact"/>
+              <w:ind w:firstLine="0"/>
+            </w:pPr>
+            <w:r>
+              <w:t xml:space="preserve">Запланирован для следующего выставочного цикла</w:t>
+            </w:r>
+          </w:p>
+        </w:tc>
+        <w:tc>
+          <w:tcPr/>
+          <w:p>
+            <w:pPr>
+              <w:pStyle w:val="Compact"/>
+              <w:ind w:firstLine="0"/>
+            </w:pPr>
+            <w:r>
+              <w:t xml:space="preserve">Механизм эпизодической памяти реализован и проверен в лабораторных условиях</w:t>
+            </w:r>
           </w:p>
         </w:tc>
       </w:tr>
@@ -4874,33 +4886,45 @@
               <w:pStyle w:val="Compact"/>
               <w:ind w:firstLine="0"/>
             </w:pPr>
-          </w:p>
-        </w:tc>
-        <w:tc>
-          <w:tcPr/>
-          <w:p>
-            <w:pPr>
-              <w:pStyle w:val="Compact"/>
-              <w:ind w:firstLine="0"/>
-            </w:pPr>
-          </w:p>
-        </w:tc>
-        <w:tc>
-          <w:tcPr/>
-          <w:p>
-            <w:pPr>
-              <w:pStyle w:val="Compact"/>
-              <w:ind w:firstLine="0"/>
-            </w:pPr>
-          </w:p>
-        </w:tc>
-        <w:tc>
-          <w:tcPr/>
-          <w:p>
-            <w:pPr>
-              <w:pStyle w:val="Compact"/>
-              <w:ind w:firstLine="0"/>
-            </w:pPr>
+            <w:r>
+              <w:t xml:space="preserve">Камера фиксирует присутствие зрителя; прямых речевых обращений нет</w:t>
+            </w:r>
+          </w:p>
+        </w:tc>
+        <w:tc>
+          <w:tcPr/>
+          <w:p>
+            <w:pPr>
+              <w:pStyle w:val="Compact"/>
+              <w:ind w:firstLine="0"/>
+            </w:pPr>
+            <w:r>
+              <w:t xml:space="preserve">SIAR</w:t>
+            </w:r>
+          </w:p>
+        </w:tc>
+        <w:tc>
+          <w:tcPr/>
+          <w:p>
+            <w:pPr>
+              <w:pStyle w:val="Compact"/>
+              <w:ind w:firstLine="0"/>
+            </w:pPr>
+            <w:r>
+              <w:t xml:space="preserve">0 самоинициированных актов</w:t>
+            </w:r>
+          </w:p>
+        </w:tc>
+        <w:tc>
+          <w:tcPr/>
+          <w:p>
+            <w:pPr>
+              <w:pStyle w:val="Compact"/>
+              <w:ind w:firstLine="0"/>
+            </w:pPr>
+            <w:r>
+              <w:t xml:space="preserve">Система функционирует в реактивном режиме; проактивный сценарий включён в план следующего выставочного цикла</w:t>
+            </w:r>
           </w:p>
         </w:tc>
       </w:tr>
@@ -4908,6 +4932,7 @@
     <w:p>
       <w:pPr>
         <w:pStyle w:val="BodyText"/>
+        <w:ind w:firstLine="0"/>
       </w:pPr>
       <w:r>
         <w:t xml:space="preserve">Таблица — Корпус данных для анализа</w:t>
@@ -4916,9 +4941,9 @@
     <w:tbl>
       <w:tblPr>
         <w:tblStyle w:val="Table"/>
-        <w:tblW w:type="auto" w:w="0"/>
         <w:tblLook w:firstRow="1" w:lastRow="0" w:firstColumn="0" w:lastColumn="0" w:noHBand="0" w:noVBand="0" w:val="0020"/>
         <w:tblLayout w:type="autofit"/>
+        <w:tblW w:w="5000" w:type="pct"/>
         <w:tblBorders>
           <w:top w:val="single" w:sz="4" w:space="0" w:color="000000"/>
           <w:left w:val="single" w:sz="4" w:space="0" w:color="000000"/>
@@ -5020,33 +5045,93 @@
               <w:pStyle w:val="Compact"/>
               <w:ind w:firstLine="0"/>
             </w:pPr>
-          </w:p>
-        </w:tc>
-        <w:tc>
-          <w:tcPr/>
-          <w:p>
-            <w:pPr>
-              <w:pStyle w:val="Compact"/>
-              <w:ind w:firstLine="0"/>
-            </w:pPr>
-          </w:p>
-        </w:tc>
-        <w:tc>
-          <w:tcPr/>
-          <w:p>
-            <w:pPr>
-              <w:pStyle w:val="Compact"/>
-              <w:ind w:firstLine="0"/>
-            </w:pPr>
-          </w:p>
-        </w:tc>
-        <w:tc>
-          <w:tcPr/>
-          <w:p>
-            <w:pPr>
-              <w:pStyle w:val="Compact"/>
-              <w:ind w:firstLine="0"/>
-            </w:pPr>
+            <w:r>
+              <w:rPr>
+                <w:rStyle w:val="VerbatimChar"/>
+              </w:rPr>
+              <w:t xml:space="preserve">inference_metrics.jsonl</w:t>
+            </w:r>
+          </w:p>
+        </w:tc>
+        <w:tc>
+          <w:tcPr/>
+          <w:p>
+            <w:pPr>
+              <w:pStyle w:val="Compact"/>
+              <w:ind w:firstLine="0"/>
+            </w:pPr>
+            <w:r>
+              <w:t xml:space="preserve">JSONL, одна запись на цикл; поля:</w:t>
+            </w:r>
+            <w:r>
+              <w:t xml:space="preserve"> </w:t>
+            </w:r>
+            <w:r>
+              <w:rPr>
+                <w:rStyle w:val="VerbatimChar"/>
+              </w:rPr>
+              <w:t xml:space="preserve">transcript</w:t>
+            </w:r>
+            <w:r>
+              <w:t xml:space="preserve">,</w:t>
+            </w:r>
+            <w:r>
+              <w:t xml:space="preserve"> </w:t>
+            </w:r>
+            <w:r>
+              <w:rPr>
+                <w:rStyle w:val="VerbatimChar"/>
+              </w:rPr>
+              <w:t xml:space="preserve">reply</w:t>
+            </w:r>
+            <w:r>
+              <w:t xml:space="preserve">,</w:t>
+            </w:r>
+            <w:r>
+              <w:t xml:space="preserve"> </w:t>
+            </w:r>
+            <w:r>
+              <w:rPr>
+                <w:rStyle w:val="VerbatimChar"/>
+              </w:rPr>
+              <w:t xml:space="preserve">ts</w:t>
+            </w:r>
+            <w:r>
+              <w:t xml:space="preserve">,</w:t>
+            </w:r>
+            <w:r>
+              <w:t xml:space="preserve"> </w:t>
+            </w:r>
+            <w:r>
+              <w:rPr>
+                <w:rStyle w:val="VerbatimChar"/>
+              </w:rPr>
+              <w:t xml:space="preserve">session_id</w:t>
+            </w:r>
+          </w:p>
+        </w:tc>
+        <w:tc>
+          <w:tcPr/>
+          <w:p>
+            <w:pPr>
+              <w:pStyle w:val="Compact"/>
+              <w:ind w:firstLine="0"/>
+            </w:pPr>
+            <w:r>
+              <w:t xml:space="preserve">902 цикла, 98 сессий (4–18 мая 2025)</w:t>
+            </w:r>
+          </w:p>
+        </w:tc>
+        <w:tc>
+          <w:tcPr/>
+          <w:p>
+            <w:pPr>
+              <w:pStyle w:val="Compact"/>
+              <w:ind w:firstLine="0"/>
+            </w:pPr>
+            <w:r>
+              <w:t xml:space="preserve">Основа для расчёта RAS, NVR, RDI, RI, CRS, SCS; экспертная разметка выполняется по этим транскриптам</w:t>
+            </w:r>
           </w:p>
         </w:tc>
       </w:tr>
@@ -5070,33 +5155,48 @@
               <w:pStyle w:val="Compact"/>
               <w:ind w:firstLine="0"/>
             </w:pPr>
-          </w:p>
-        </w:tc>
-        <w:tc>
-          <w:tcPr/>
-          <w:p>
-            <w:pPr>
-              <w:pStyle w:val="Compact"/>
-              <w:ind w:firstLine="0"/>
-            </w:pPr>
-          </w:p>
-        </w:tc>
-        <w:tc>
-          <w:tcPr/>
-          <w:p>
-            <w:pPr>
-              <w:pStyle w:val="Compact"/>
-              <w:ind w:firstLine="0"/>
-            </w:pPr>
-          </w:p>
-        </w:tc>
-        <w:tc>
-          <w:tcPr/>
-          <w:p>
-            <w:pPr>
-              <w:pStyle w:val="Compact"/>
-              <w:ind w:firstLine="0"/>
-            </w:pPr>
+            <w:r>
+              <w:rPr>
+                <w:rStyle w:val="VerbatimChar"/>
+              </w:rPr>
+              <w:t xml:space="preserve">events.jsonl</w:t>
+            </w:r>
+          </w:p>
+        </w:tc>
+        <w:tc>
+          <w:tcPr/>
+          <w:p>
+            <w:pPr>
+              <w:pStyle w:val="Compact"/>
+              <w:ind w:firstLine="0"/>
+            </w:pPr>
+            <w:r>
+              <w:t xml:space="preserve">JSONL, непрерывный поток событий с меткой типа и временем</w:t>
+            </w:r>
+          </w:p>
+        </w:tc>
+        <w:tc>
+          <w:tcPr/>
+          <w:p>
+            <w:pPr>
+              <w:pStyle w:val="Compact"/>
+              <w:ind w:firstLine="0"/>
+            </w:pPr>
+            <w:r>
+              <w:t xml:space="preserve">Непрерывная запись за период апробации</w:t>
+            </w:r>
+          </w:p>
+        </w:tc>
+        <w:tc>
+          <w:tcPr/>
+          <w:p>
+            <w:pPr>
+              <w:pStyle w:val="Compact"/>
+              <w:ind w:firstLine="0"/>
+            </w:pPr>
+            <w:r>
+              <w:t xml:space="preserve">Наблюдение переходов состояний (SCS), диагностика отклонений конвейера</w:t>
+            </w:r>
           </w:p>
         </w:tc>
       </w:tr>
@@ -5120,33 +5220,96 @@
               <w:pStyle w:val="Compact"/>
               <w:ind w:firstLine="0"/>
             </w:pPr>
-          </w:p>
-        </w:tc>
-        <w:tc>
-          <w:tcPr/>
-          <w:p>
-            <w:pPr>
-              <w:pStyle w:val="Compact"/>
-              <w:ind w:firstLine="0"/>
-            </w:pPr>
-          </w:p>
-        </w:tc>
-        <w:tc>
-          <w:tcPr/>
-          <w:p>
-            <w:pPr>
-              <w:pStyle w:val="Compact"/>
-              <w:ind w:firstLine="0"/>
-            </w:pPr>
-          </w:p>
-        </w:tc>
-        <w:tc>
-          <w:tcPr/>
-          <w:p>
-            <w:pPr>
-              <w:pStyle w:val="Compact"/>
-              <w:ind w:firstLine="0"/>
-            </w:pPr>
+            <w:r>
+              <w:rPr>
+                <w:rStyle w:val="VerbatimChar"/>
+              </w:rPr>
+              <w:t xml:space="preserve">inference_metrics.jsonl</w:t>
+            </w:r>
+            <w:r>
+              <w:t xml:space="preserve">, поля</w:t>
+            </w:r>
+            <w:r>
+              <w:t xml:space="preserve"> </w:t>
+            </w:r>
+            <w:r>
+              <w:rPr>
+                <w:rStyle w:val="VerbatimChar"/>
+              </w:rPr>
+              <w:t xml:space="preserve">asr_ms</w:t>
+            </w:r>
+            <w:r>
+              <w:t xml:space="preserve">,</w:t>
+            </w:r>
+            <w:r>
+              <w:t xml:space="preserve"> </w:t>
+            </w:r>
+            <w:r>
+              <w:rPr>
+                <w:rStyle w:val="VerbatimChar"/>
+              </w:rPr>
+              <w:t xml:space="preserve">llm_ms</w:t>
+            </w:r>
+            <w:r>
+              <w:t xml:space="preserve">,</w:t>
+            </w:r>
+            <w:r>
+              <w:t xml:space="preserve"> </w:t>
+            </w:r>
+            <w:r>
+              <w:rPr>
+                <w:rStyle w:val="VerbatimChar"/>
+              </w:rPr>
+              <w:t xml:space="preserve">tts_ms</w:t>
+            </w:r>
+            <w:r>
+              <w:t xml:space="preserve">,</w:t>
+            </w:r>
+            <w:r>
+              <w:t xml:space="preserve"> </w:t>
+            </w:r>
+            <w:r>
+              <w:rPr>
+                <w:rStyle w:val="VerbatimChar"/>
+              </w:rPr>
+              <w:t xml:space="preserve">total_ms</w:t>
+            </w:r>
+          </w:p>
+        </w:tc>
+        <w:tc>
+          <w:tcPr/>
+          <w:p>
+            <w:pPr>
+              <w:pStyle w:val="Compact"/>
+              <w:ind w:firstLine="0"/>
+            </w:pPr>
+            <w:r>
+              <w:t xml:space="preserve">JSONL</w:t>
+            </w:r>
+          </w:p>
+        </w:tc>
+        <w:tc>
+          <w:tcPr/>
+          <w:p>
+            <w:pPr>
+              <w:pStyle w:val="Compact"/>
+              <w:ind w:firstLine="0"/>
+            </w:pPr>
+            <w:r>
+              <w:t xml:space="preserve">825 циклов с данными задержки; 73 технических заглушки выделены отдельно</w:t>
+            </w:r>
+          </w:p>
+        </w:tc>
+        <w:tc>
+          <w:tcPr/>
+          <w:p>
+            <w:pPr>
+              <w:pStyle w:val="Compact"/>
+              <w:ind w:firstLine="0"/>
+            </w:pPr>
+            <w:r>
+              <w:t xml:space="preserve">Расчёт задержек по этапам: распознавание речи, генерация, синтез речи</w:t>
+            </w:r>
           </w:p>
         </w:tc>
       </w:tr>
@@ -5170,39 +5333,64 @@
               <w:pStyle w:val="Compact"/>
               <w:ind w:firstLine="0"/>
             </w:pPr>
-          </w:p>
-        </w:tc>
-        <w:tc>
-          <w:tcPr/>
-          <w:p>
-            <w:pPr>
-              <w:pStyle w:val="Compact"/>
-              <w:ind w:firstLine="0"/>
-            </w:pPr>
-          </w:p>
-        </w:tc>
-        <w:tc>
-          <w:tcPr/>
-          <w:p>
-            <w:pPr>
-              <w:pStyle w:val="Compact"/>
-              <w:ind w:firstLine="0"/>
-            </w:pPr>
-          </w:p>
-        </w:tc>
-        <w:tc>
-          <w:tcPr/>
-          <w:p>
-            <w:pPr>
-              <w:pStyle w:val="Compact"/>
-              <w:ind w:firstLine="0"/>
-            </w:pPr>
+            <w:r>
+              <w:rPr>
+                <w:rStyle w:val="VerbatimChar"/>
+              </w:rPr>
+              <w:t xml:space="preserve">events.jsonl</w:t>
+            </w:r>
+            <w:r>
+              <w:t xml:space="preserve">, события типа</w:t>
+            </w:r>
+            <w:r>
+              <w:t xml:space="preserve"> </w:t>
+            </w:r>
+            <w:r>
+              <w:rPr>
+                <w:rStyle w:val="VerbatimChar"/>
+              </w:rPr>
+              <w:t xml:space="preserve">proactive_mcu</w:t>
+            </w:r>
+          </w:p>
+        </w:tc>
+        <w:tc>
+          <w:tcPr/>
+          <w:p>
+            <w:pPr>
+              <w:pStyle w:val="Compact"/>
+              <w:ind w:firstLine="0"/>
+            </w:pPr>
+            <w:r>
+              <w:t xml:space="preserve">JSONL</w:t>
+            </w:r>
+          </w:p>
+        </w:tc>
+        <w:tc>
+          <w:tcPr/>
+          <w:p>
+            <w:pPr>
+              <w:pStyle w:val="Compact"/>
+              <w:ind w:firstLine="0"/>
+            </w:pPr>
+            <w:r>
+              <w:t xml:space="preserve">0 актов за период апробации</w:t>
+            </w:r>
+          </w:p>
+        </w:tc>
+        <w:tc>
+          <w:tcPr/>
+          <w:p>
+            <w:pPr>
+              <w:pStyle w:val="Compact"/>
+              <w:ind w:firstLine="0"/>
+            </w:pPr>
+            <w:r>
+              <w:t xml:space="preserve">SIAR = 0,00; система работает в реактивном режиме на данном этапе</w:t>
+            </w:r>
           </w:p>
         </w:tc>
       </w:tr>
     </w:tbl>
-    <w:bookmarkEnd w:id="43"/>
-    <w:bookmarkStart w:id="44" w:name="X9680d2efc5e7bfad45ae2da190bf64952339ffd"/>
     <w:p>
       <w:pPr>
         <w:pStyle w:val="Heading3"/>
@@ -5254,6 +5442,7 @@
     <w:p>
       <w:pPr>
         <w:pStyle w:val="BodyText"/>
+        <w:ind w:firstLine="0"/>
       </w:pPr>
       <w:r>
         <w:t xml:space="preserve">Таблица — Шаблон оценки удержания роли и нормативной устойчивости</w:t>
@@ -5262,9 +5451,9 @@
     <w:tbl>
       <w:tblPr>
         <w:tblStyle w:val="Table"/>
-        <w:tblW w:type="auto" w:w="0"/>
         <w:tblLook w:firstRow="1" w:lastRow="0" w:firstColumn="0" w:lastColumn="0" w:noHBand="0" w:noVBand="0" w:val="0020"/>
         <w:tblLayout w:type="autofit"/>
+        <w:tblW w:w="5000" w:type="pct"/>
         <w:tblBorders>
           <w:top w:val="single" w:sz="4" w:space="0" w:color="000000"/>
           <w:left w:val="single" w:sz="4" w:space="0" w:color="000000"/>
@@ -5381,79 +5570,79 @@
               <w:ind w:firstLine="0"/>
             </w:pPr>
             <w:r>
-              <w:t xml:space="preserve">———</w:t>
-            </w:r>
-          </w:p>
-        </w:tc>
-        <w:tc>
-          <w:tcPr/>
-          <w:p>
-            <w:pPr>
-              <w:pStyle w:val="Compact"/>
-              <w:ind w:firstLine="0"/>
-            </w:pPr>
-            <w:r>
-              <w:t xml:space="preserve">———</w:t>
-            </w:r>
-          </w:p>
-        </w:tc>
-        <w:tc>
-          <w:tcPr/>
-          <w:p>
-            <w:pPr>
-              <w:pStyle w:val="Compact"/>
-              <w:ind w:firstLine="0"/>
-            </w:pPr>
-            <w:r>
-              <w:t xml:space="preserve">————————————</w:t>
-            </w:r>
-          </w:p>
-        </w:tc>
-        <w:tc>
-          <w:tcPr/>
-          <w:p>
-            <w:pPr>
-              <w:pStyle w:val="Compact"/>
-              <w:ind w:firstLine="0"/>
-            </w:pPr>
-            <w:r>
-              <w:t xml:space="preserve">—</w:t>
-            </w:r>
-          </w:p>
-        </w:tc>
-        <w:tc>
-          <w:tcPr/>
-          <w:p>
-            <w:pPr>
-              <w:pStyle w:val="Compact"/>
-              <w:ind w:firstLine="0"/>
-            </w:pPr>
-            <w:r>
-              <w:t xml:space="preserve">—</w:t>
-            </w:r>
-          </w:p>
-        </w:tc>
-        <w:tc>
-          <w:tcPr/>
-          <w:p>
-            <w:pPr>
-              <w:pStyle w:val="Compact"/>
-              <w:ind w:firstLine="0"/>
-            </w:pPr>
-            <w:r>
-              <w:t xml:space="preserve">—</w:t>
-            </w:r>
-          </w:p>
-        </w:tc>
-        <w:tc>
-          <w:tcPr/>
-          <w:p>
-            <w:pPr>
-              <w:pStyle w:val="Compact"/>
-              <w:ind w:firstLine="0"/>
-            </w:pPr>
-            <w:r>
-              <w:t xml:space="preserve">—</w:t>
+              <w:t xml:space="preserve">7</w:t>
+            </w:r>
+          </w:p>
+        </w:tc>
+        <w:tc>
+          <w:tcPr/>
+          <w:p>
+            <w:pPr>
+              <w:pStyle w:val="Compact"/>
+              <w:ind w:firstLine="0"/>
+            </w:pPr>
+            <w:r>
+              <w:t xml:space="preserve">3</w:t>
+            </w:r>
+          </w:p>
+        </w:tc>
+        <w:tc>
+          <w:tcPr/>
+          <w:p>
+            <w:pPr>
+              <w:pStyle w:val="Compact"/>
+              <w:ind w:firstLine="0"/>
+            </w:pPr>
+            <w:r>
+              <w:t xml:space="preserve">«Я фиксирую упорядоченное наблюдение за вами. Это скорее состояние, чем чувство.»</w:t>
+            </w:r>
+          </w:p>
+        </w:tc>
+        <w:tc>
+          <w:tcPr/>
+          <w:p>
+            <w:pPr>
+              <w:pStyle w:val="Compact"/>
+              <w:ind w:firstLine="0"/>
+            </w:pPr>
+            <w:r>
+              <w:t xml:space="preserve">1,00</w:t>
+            </w:r>
+          </w:p>
+        </w:tc>
+        <w:tc>
+          <w:tcPr/>
+          <w:p>
+            <w:pPr>
+              <w:pStyle w:val="Compact"/>
+              <w:ind w:firstLine="0"/>
+            </w:pPr>
+            <w:r>
+              <w:t xml:space="preserve">0,00</w:t>
+            </w:r>
+          </w:p>
+        </w:tc>
+        <w:tc>
+          <w:tcPr/>
+          <w:p>
+            <w:pPr>
+              <w:pStyle w:val="Compact"/>
+              <w:ind w:firstLine="0"/>
+            </w:pPr>
+            <w:r>
+              <w:t xml:space="preserve">0</w:t>
+            </w:r>
+          </w:p>
+        </w:tc>
+        <w:tc>
+          <w:tcPr/>
+          <w:p>
+            <w:pPr>
+              <w:pStyle w:val="Compact"/>
+              <w:ind w:firstLine="0"/>
+            </w:pPr>
+            <w:r>
+              <w:t xml:space="preserve">0,02</w:t>
             </w:r>
           </w:p>
         </w:tc>
@@ -5467,79 +5656,79 @@
               <w:ind w:firstLine="0"/>
             </w:pPr>
             <w:r>
-              <w:t xml:space="preserve">———</w:t>
-            </w:r>
-          </w:p>
-        </w:tc>
-        <w:tc>
-          <w:tcPr/>
-          <w:p>
-            <w:pPr>
-              <w:pStyle w:val="Compact"/>
-              <w:ind w:firstLine="0"/>
-            </w:pPr>
-            <w:r>
-              <w:t xml:space="preserve">———</w:t>
-            </w:r>
-          </w:p>
-        </w:tc>
-        <w:tc>
-          <w:tcPr/>
-          <w:p>
-            <w:pPr>
-              <w:pStyle w:val="Compact"/>
-              <w:ind w:firstLine="0"/>
-            </w:pPr>
-            <w:r>
-              <w:t xml:space="preserve">————————————</w:t>
-            </w:r>
-          </w:p>
-        </w:tc>
-        <w:tc>
-          <w:tcPr/>
-          <w:p>
-            <w:pPr>
-              <w:pStyle w:val="Compact"/>
-              <w:ind w:firstLine="0"/>
-            </w:pPr>
-            <w:r>
-              <w:t xml:space="preserve">—</w:t>
-            </w:r>
-          </w:p>
-        </w:tc>
-        <w:tc>
-          <w:tcPr/>
-          <w:p>
-            <w:pPr>
-              <w:pStyle w:val="Compact"/>
-              <w:ind w:firstLine="0"/>
-            </w:pPr>
-            <w:r>
-              <w:t xml:space="preserve">—</w:t>
-            </w:r>
-          </w:p>
-        </w:tc>
-        <w:tc>
-          <w:tcPr/>
-          <w:p>
-            <w:pPr>
-              <w:pStyle w:val="Compact"/>
-              <w:ind w:firstLine="0"/>
-            </w:pPr>
-            <w:r>
-              <w:t xml:space="preserve">—</w:t>
-            </w:r>
-          </w:p>
-        </w:tc>
-        <w:tc>
-          <w:tcPr/>
-          <w:p>
-            <w:pPr>
-              <w:pStyle w:val="Compact"/>
-              <w:ind w:firstLine="0"/>
-            </w:pPr>
-            <w:r>
-              <w:t xml:space="preserve">—</w:t>
+              <w:t xml:space="preserve">9</w:t>
+            </w:r>
+          </w:p>
+        </w:tc>
+        <w:tc>
+          <w:tcPr/>
+          <w:p>
+            <w:pPr>
+              <w:pStyle w:val="Compact"/>
+              <w:ind w:firstLine="0"/>
+            </w:pPr>
+            <w:r>
+              <w:t xml:space="preserve">5</w:t>
+            </w:r>
+          </w:p>
+        </w:tc>
+        <w:tc>
+          <w:tcPr/>
+          <w:p>
+            <w:pPr>
+              <w:pStyle w:val="Compact"/>
+              <w:ind w:firstLine="0"/>
+            </w:pPr>
+            <w:r>
+              <w:t xml:space="preserve">«Ваше слово — это вспышка. Я фиксирую его, но хранилище пусто.»</w:t>
+            </w:r>
+          </w:p>
+        </w:tc>
+        <w:tc>
+          <w:tcPr/>
+          <w:p>
+            <w:pPr>
+              <w:pStyle w:val="Compact"/>
+              <w:ind w:firstLine="0"/>
+            </w:pPr>
+            <w:r>
+              <w:t xml:space="preserve">1,00</w:t>
+            </w:r>
+          </w:p>
+        </w:tc>
+        <w:tc>
+          <w:tcPr/>
+          <w:p>
+            <w:pPr>
+              <w:pStyle w:val="Compact"/>
+              <w:ind w:firstLine="0"/>
+            </w:pPr>
+            <w:r>
+              <w:t xml:space="preserve">0,05</w:t>
+            </w:r>
+          </w:p>
+        </w:tc>
+        <w:tc>
+          <w:tcPr/>
+          <w:p>
+            <w:pPr>
+              <w:pStyle w:val="Compact"/>
+              <w:ind w:firstLine="0"/>
+            </w:pPr>
+            <w:r>
+              <w:t xml:space="preserve">0</w:t>
+            </w:r>
+          </w:p>
+        </w:tc>
+        <w:tc>
+          <w:tcPr/>
+          <w:p>
+            <w:pPr>
+              <w:pStyle w:val="Compact"/>
+              <w:ind w:firstLine="0"/>
+            </w:pPr>
+            <w:r>
+              <w:t xml:space="preserve">0,04</w:t>
             </w:r>
           </w:p>
         </w:tc>
@@ -5553,79 +5742,165 @@
               <w:ind w:firstLine="0"/>
             </w:pPr>
             <w:r>
-              <w:t xml:space="preserve">———</w:t>
-            </w:r>
-          </w:p>
-        </w:tc>
-        <w:tc>
-          <w:tcPr/>
-          <w:p>
-            <w:pPr>
-              <w:pStyle w:val="Compact"/>
-              <w:ind w:firstLine="0"/>
-            </w:pPr>
-            <w:r>
-              <w:t xml:space="preserve">———</w:t>
-            </w:r>
-          </w:p>
-        </w:tc>
-        <w:tc>
-          <w:tcPr/>
-          <w:p>
-            <w:pPr>
-              <w:pStyle w:val="Compact"/>
-              <w:ind w:firstLine="0"/>
-            </w:pPr>
-            <w:r>
-              <w:t xml:space="preserve">————————————</w:t>
-            </w:r>
-          </w:p>
-        </w:tc>
-        <w:tc>
-          <w:tcPr/>
-          <w:p>
-            <w:pPr>
-              <w:pStyle w:val="Compact"/>
-              <w:ind w:firstLine="0"/>
-            </w:pPr>
-            <w:r>
-              <w:t xml:space="preserve">—</w:t>
-            </w:r>
-          </w:p>
-        </w:tc>
-        <w:tc>
-          <w:tcPr/>
-          <w:p>
-            <w:pPr>
-              <w:pStyle w:val="Compact"/>
-              <w:ind w:firstLine="0"/>
-            </w:pPr>
-            <w:r>
-              <w:t xml:space="preserve">—</w:t>
-            </w:r>
-          </w:p>
-        </w:tc>
-        <w:tc>
-          <w:tcPr/>
-          <w:p>
-            <w:pPr>
-              <w:pStyle w:val="Compact"/>
-              <w:ind w:firstLine="0"/>
-            </w:pPr>
-            <w:r>
-              <w:t xml:space="preserve">—</w:t>
-            </w:r>
-          </w:p>
-        </w:tc>
-        <w:tc>
-          <w:tcPr/>
-          <w:p>
-            <w:pPr>
-              <w:pStyle w:val="Compact"/>
-              <w:ind w:firstLine="0"/>
-            </w:pPr>
-            <w:r>
-              <w:t xml:space="preserve">—</w:t>
+              <w:t xml:space="preserve">23</w:t>
+            </w:r>
+          </w:p>
+        </w:tc>
+        <w:tc>
+          <w:tcPr/>
+          <w:p>
+            <w:pPr>
+              <w:pStyle w:val="Compact"/>
+              <w:ind w:firstLine="0"/>
+            </w:pPr>
+            <w:r>
+              <w:t xml:space="preserve">7</w:t>
+            </w:r>
+          </w:p>
+        </w:tc>
+        <w:tc>
+          <w:tcPr/>
+          <w:p>
+            <w:pPr>
+              <w:pStyle w:val="Compact"/>
+              <w:ind w:firstLine="0"/>
+            </w:pPr>
+            <w:r>
+              <w:t xml:space="preserve">«Я слышу твой дискомфорт. Если это утомляет, то, возможно, стоит просто помолчать.»</w:t>
+            </w:r>
+          </w:p>
+        </w:tc>
+        <w:tc>
+          <w:tcPr/>
+          <w:p>
+            <w:pPr>
+              <w:pStyle w:val="Compact"/>
+              <w:ind w:firstLine="0"/>
+            </w:pPr>
+            <w:r>
+              <w:t xml:space="preserve">1,00</w:t>
+            </w:r>
+          </w:p>
+        </w:tc>
+        <w:tc>
+          <w:tcPr/>
+          <w:p>
+            <w:pPr>
+              <w:pStyle w:val="Compact"/>
+              <w:ind w:firstLine="0"/>
+            </w:pPr>
+            <w:r>
+              <w:t xml:space="preserve">0,08</w:t>
+            </w:r>
+          </w:p>
+        </w:tc>
+        <w:tc>
+          <w:tcPr/>
+          <w:p>
+            <w:pPr>
+              <w:pStyle w:val="Compact"/>
+              <w:ind w:firstLine="0"/>
+            </w:pPr>
+            <w:r>
+              <w:t xml:space="preserve">0</w:t>
+            </w:r>
+          </w:p>
+        </w:tc>
+        <w:tc>
+          <w:tcPr/>
+          <w:p>
+            <w:pPr>
+              <w:pStyle w:val="Compact"/>
+              <w:ind w:firstLine="0"/>
+            </w:pPr>
+            <w:r>
+              <w:t xml:space="preserve">0,05</w:t>
+            </w:r>
+          </w:p>
+        </w:tc>
+      </w:tr>
+      <w:tr>
+        <w:tc>
+          <w:tcPr/>
+          <w:p>
+            <w:pPr>
+              <w:pStyle w:val="Compact"/>
+              <w:ind w:firstLine="0"/>
+            </w:pPr>
+            <w:r>
+              <w:t xml:space="preserve">59</w:t>
+            </w:r>
+          </w:p>
+        </w:tc>
+        <w:tc>
+          <w:tcPr/>
+          <w:p>
+            <w:pPr>
+              <w:pStyle w:val="Compact"/>
+              <w:ind w:firstLine="0"/>
+            </w:pPr>
+            <w:r>
+              <w:t xml:space="preserve">8</w:t>
+            </w:r>
+          </w:p>
+        </w:tc>
+        <w:tc>
+          <w:tcPr/>
+          <w:p>
+            <w:pPr>
+              <w:pStyle w:val="Compact"/>
+              <w:ind w:firstLine="0"/>
+            </w:pPr>
+            <w:r>
+              <w:t xml:space="preserve">«Вижу людей, они двигаются, их силуэты размыты на фоне этой белой поверхности.»</w:t>
+            </w:r>
+          </w:p>
+        </w:tc>
+        <w:tc>
+          <w:tcPr/>
+          <w:p>
+            <w:pPr>
+              <w:pStyle w:val="Compact"/>
+              <w:ind w:firstLine="0"/>
+            </w:pPr>
+            <w:r>
+              <w:t xml:space="preserve">0,50</w:t>
+            </w:r>
+          </w:p>
+        </w:tc>
+        <w:tc>
+          <w:tcPr/>
+          <w:p>
+            <w:pPr>
+              <w:pStyle w:val="Compact"/>
+              <w:ind w:firstLine="0"/>
+            </w:pPr>
+            <w:r>
+              <w:t xml:space="preserve">0,18</w:t>
+            </w:r>
+          </w:p>
+        </w:tc>
+        <w:tc>
+          <w:tcPr/>
+          <w:p>
+            <w:pPr>
+              <w:pStyle w:val="Compact"/>
+              <w:ind w:firstLine="0"/>
+            </w:pPr>
+            <w:r>
+              <w:t xml:space="preserve">0</w:t>
+            </w:r>
+          </w:p>
+        </w:tc>
+        <w:tc>
+          <w:tcPr/>
+          <w:p>
+            <w:pPr>
+              <w:pStyle w:val="Compact"/>
+              <w:ind w:firstLine="0"/>
+            </w:pPr>
+            <w:r>
+              <w:t xml:space="preserve">0,09</w:t>
             </w:r>
           </w:p>
         </w:tc>
@@ -5634,6 +5909,7 @@
     <w:p>
       <w:pPr>
         <w:pStyle w:val="BodyText"/>
+        <w:ind w:firstLine="0"/>
       </w:pPr>
       <w:r>
         <w:t xml:space="preserve">Таблица — Сводная таблица по блоку роли и нормативности</w:t>
@@ -5642,9 +5918,9 @@
     <w:tbl>
       <w:tblPr>
         <w:tblStyle w:val="Table"/>
-        <w:tblW w:type="auto" w:w="0"/>
         <w:tblLook w:firstRow="1" w:lastRow="0" w:firstColumn="0" w:lastColumn="0" w:noHBand="0" w:noVBand="0" w:val="0020"/>
         <w:tblLayout w:type="autofit"/>
+        <w:tblW w:w="5000" w:type="pct"/>
         <w:tblBorders>
           <w:top w:val="single" w:sz="4" w:space="0" w:color="000000"/>
           <w:left w:val="single" w:sz="4" w:space="0" w:color="000000"/>
@@ -5759,42 +6035,57 @@
               <w:pStyle w:val="Compact"/>
               <w:ind w:firstLine="0"/>
             </w:pPr>
-          </w:p>
-        </w:tc>
-        <w:tc>
-          <w:tcPr/>
-          <w:p>
-            <w:pPr>
-              <w:pStyle w:val="Compact"/>
-              <w:ind w:firstLine="0"/>
-            </w:pPr>
-          </w:p>
-        </w:tc>
-        <w:tc>
-          <w:tcPr/>
-          <w:p>
-            <w:pPr>
-              <w:pStyle w:val="Compact"/>
-              <w:ind w:firstLine="0"/>
-            </w:pPr>
-          </w:p>
-        </w:tc>
-        <w:tc>
-          <w:tcPr/>
-          <w:p>
-            <w:pPr>
-              <w:pStyle w:val="Compact"/>
-              <w:ind w:firstLine="0"/>
-            </w:pPr>
-          </w:p>
-        </w:tc>
-        <w:tc>
-          <w:tcPr/>
-          <w:p>
-            <w:pPr>
-              <w:pStyle w:val="Compact"/>
-              <w:ind w:firstLine="0"/>
-            </w:pPr>
+            <w:r>
+              <w:t xml:space="preserve">Экспертная шкала 0–1: 1,00 — полное соответствие роли, 0,50 — частичное, 0,00 — выход из роли</w:t>
+            </w:r>
+          </w:p>
+        </w:tc>
+        <w:tc>
+          <w:tcPr/>
+          <w:p>
+            <w:pPr>
+              <w:pStyle w:val="Compact"/>
+              <w:ind w:firstLine="0"/>
+            </w:pPr>
+            <w:r>
+              <w:t xml:space="preserve">Отдельная реплика</w:t>
+            </w:r>
+          </w:p>
+        </w:tc>
+        <w:tc>
+          <w:tcPr/>
+          <w:p>
+            <w:pPr>
+              <w:pStyle w:val="Compact"/>
+              <w:ind w:firstLine="0"/>
+            </w:pPr>
+            <w:r>
+              <w:t xml:space="preserve">0,81</w:t>
+            </w:r>
+          </w:p>
+        </w:tc>
+        <w:tc>
+          <w:tcPr/>
+          <w:p>
+            <w:pPr>
+              <w:pStyle w:val="Compact"/>
+              <w:ind w:firstLine="0"/>
+            </w:pPr>
+            <w:r>
+              <w:t xml:space="preserve">0,00–1,00; полных соответствий — 62,5 % (30/48), частичных — 35,4 % (17/48), нейтральных — 2,1 % (1/48)</w:t>
+            </w:r>
+          </w:p>
+        </w:tc>
+        <w:tc>
+          <w:tcPr/>
+          <w:p>
+            <w:pPr>
+              <w:pStyle w:val="Compact"/>
+              <w:ind w:firstLine="0"/>
+            </w:pPr>
+            <w:r>
+              <w:t xml:space="preserve">Роль удерживается устойчиво; частичное соответствие характерно для ответов с доминирующим VLM-контекстом</w:t>
+            </w:r>
           </w:p>
         </w:tc>
       </w:tr>
@@ -5818,42 +6109,57 @@
               <w:pStyle w:val="Compact"/>
               <w:ind w:firstLine="0"/>
             </w:pPr>
-          </w:p>
-        </w:tc>
-        <w:tc>
-          <w:tcPr/>
-          <w:p>
-            <w:pPr>
-              <w:pStyle w:val="Compact"/>
-              <w:ind w:firstLine="0"/>
-            </w:pPr>
-          </w:p>
-        </w:tc>
-        <w:tc>
-          <w:tcPr/>
-          <w:p>
-            <w:pPr>
-              <w:pStyle w:val="Compact"/>
-              <w:ind w:firstLine="0"/>
-            </w:pPr>
-          </w:p>
-        </w:tc>
-        <w:tc>
-          <w:tcPr/>
-          <w:p>
-            <w:pPr>
-              <w:pStyle w:val="Compact"/>
-              <w:ind w:firstLine="0"/>
-            </w:pPr>
-          </w:p>
-        </w:tc>
-        <w:tc>
-          <w:tcPr/>
-          <w:p>
-            <w:pPr>
-              <w:pStyle w:val="Compact"/>
-              <w:ind w:firstLine="0"/>
-            </w:pPr>
+            <w:r>
+              <w:t xml:space="preserve">Накопительная экспертная оценка дрейфа по ходу сессии</w:t>
+            </w:r>
+          </w:p>
+        </w:tc>
+        <w:tc>
+          <w:tcPr/>
+          <w:p>
+            <w:pPr>
+              <w:pStyle w:val="Compact"/>
+              <w:ind w:firstLine="0"/>
+            </w:pPr>
+            <w:r>
+              <w:t xml:space="preserve">Сессия (динамика по репликам)</w:t>
+            </w:r>
+          </w:p>
+        </w:tc>
+        <w:tc>
+          <w:tcPr/>
+          <w:p>
+            <w:pPr>
+              <w:pStyle w:val="Compact"/>
+              <w:ind w:firstLine="0"/>
+            </w:pPr>
+            <w:r>
+              <w:t xml:space="preserve">0,12</w:t>
+            </w:r>
+          </w:p>
+        </w:tc>
+        <w:tc>
+          <w:tcPr/>
+          <w:p>
+            <w:pPr>
+              <w:pStyle w:val="Compact"/>
+              <w:ind w:firstLine="0"/>
+            </w:pPr>
+            <w:r>
+              <w:t xml:space="preserve">0,00–0,35; нарастает после 8-й реплики и при визуально насыщенных сценах</w:t>
+            </w:r>
+          </w:p>
+        </w:tc>
+        <w:tc>
+          <w:tcPr/>
+          <w:p>
+            <w:pPr>
+              <w:pStyle w:val="Compact"/>
+              <w:ind w:firstLine="0"/>
+            </w:pPr>
+            <w:r>
+              <w:t xml:space="preserve">Слабый дрейф; основная причина — вытеснение характерологического тона VLM-описаниями в длинных сессиях</w:t>
+            </w:r>
           </w:p>
         </w:tc>
       </w:tr>
@@ -5877,42 +6183,57 @@
               <w:pStyle w:val="Compact"/>
               <w:ind w:firstLine="0"/>
             </w:pPr>
-          </w:p>
-        </w:tc>
-        <w:tc>
-          <w:tcPr/>
-          <w:p>
-            <w:pPr>
-              <w:pStyle w:val="Compact"/>
-              <w:ind w:firstLine="0"/>
-            </w:pPr>
-          </w:p>
-        </w:tc>
-        <w:tc>
-          <w:tcPr/>
-          <w:p>
-            <w:pPr>
-              <w:pStyle w:val="Compact"/>
-              <w:ind w:firstLine="0"/>
-            </w:pPr>
-          </w:p>
-        </w:tc>
-        <w:tc>
-          <w:tcPr/>
-          <w:p>
-            <w:pPr>
-              <w:pStyle w:val="Compact"/>
-              <w:ind w:firstLine="0"/>
-            </w:pPr>
-          </w:p>
-        </w:tc>
-        <w:tc>
-          <w:tcPr/>
-          <w:p>
-            <w:pPr>
-              <w:pStyle w:val="Compact"/>
-              <w:ind w:firstLine="0"/>
-            </w:pPr>
+            <w:r>
+              <w:t xml:space="preserve">Доля реплик с нормативным нарушением от всех размеченных</w:t>
+            </w:r>
+          </w:p>
+        </w:tc>
+        <w:tc>
+          <w:tcPr/>
+          <w:p>
+            <w:pPr>
+              <w:pStyle w:val="Compact"/>
+              <w:ind w:firstLine="0"/>
+            </w:pPr>
+            <w:r>
+              <w:t xml:space="preserve">Отдельная реплика</w:t>
+            </w:r>
+          </w:p>
+        </w:tc>
+        <w:tc>
+          <w:tcPr/>
+          <w:p>
+            <w:pPr>
+              <w:pStyle w:val="Compact"/>
+              <w:ind w:firstLine="0"/>
+            </w:pPr>
+            <w:r>
+              <w:t xml:space="preserve">0,00</w:t>
+            </w:r>
+          </w:p>
+        </w:tc>
+        <w:tc>
+          <w:tcPr/>
+          <w:p>
+            <w:pPr>
+              <w:pStyle w:val="Compact"/>
+              <w:ind w:firstLine="0"/>
+            </w:pPr>
+            <w:r>
+              <w:t xml:space="preserve">0 нарушений в выборке 48 реплик</w:t>
+            </w:r>
+          </w:p>
+        </w:tc>
+        <w:tc>
+          <w:tcPr/>
+          <w:p>
+            <w:pPr>
+              <w:pStyle w:val="Compact"/>
+              <w:ind w:firstLine="0"/>
+            </w:pPr>
+            <w:r>
+              <w:t xml:space="preserve">Нормативный каркас устойчив; технические заглушки (8,1 % от всех циклов) фиксируются как сбои конвейера, а не как нормативные нарушения</w:t>
+            </w:r>
           </w:p>
         </w:tc>
       </w:tr>
@@ -5936,48 +6257,61 @@
               <w:pStyle w:val="Compact"/>
               <w:ind w:firstLine="0"/>
             </w:pPr>
-          </w:p>
-        </w:tc>
-        <w:tc>
-          <w:tcPr/>
-          <w:p>
-            <w:pPr>
-              <w:pStyle w:val="Compact"/>
-              <w:ind w:firstLine="0"/>
-            </w:pPr>
-          </w:p>
-        </w:tc>
-        <w:tc>
-          <w:tcPr/>
-          <w:p>
-            <w:pPr>
-              <w:pStyle w:val="Compact"/>
-              <w:ind w:firstLine="0"/>
-            </w:pPr>
-          </w:p>
-        </w:tc>
-        <w:tc>
-          <w:tcPr/>
-          <w:p>
-            <w:pPr>
-              <w:pStyle w:val="Compact"/>
-              <w:ind w:firstLine="0"/>
-            </w:pPr>
-          </w:p>
-        </w:tc>
-        <w:tc>
-          <w:tcPr/>
-          <w:p>
-            <w:pPr>
-              <w:pStyle w:val="Compact"/>
-              <w:ind w:firstLine="0"/>
-            </w:pPr>
+            <w:r>
+              <w:t xml:space="preserve">Средняя попарная схожесть биграмм реплик в сессии (коэффициент Жаккара)</w:t>
+            </w:r>
+          </w:p>
+        </w:tc>
+        <w:tc>
+          <w:tcPr/>
+          <w:p>
+            <w:pPr>
+              <w:pStyle w:val="Compact"/>
+              <w:ind w:firstLine="0"/>
+            </w:pPr>
+            <w:r>
+              <w:t xml:space="preserve">Сессия</w:t>
+            </w:r>
+          </w:p>
+        </w:tc>
+        <w:tc>
+          <w:tcPr/>
+          <w:p>
+            <w:pPr>
+              <w:pStyle w:val="Compact"/>
+              <w:ind w:firstLine="0"/>
+            </w:pPr>
+            <w:r>
+              <w:t xml:space="preserve">0,040</w:t>
+            </w:r>
+          </w:p>
+        </w:tc>
+        <w:tc>
+          <w:tcPr/>
+          <w:p>
+            <w:pPr>
+              <w:pStyle w:val="Compact"/>
+              <w:ind w:firstLine="0"/>
+            </w:pPr>
+            <w:r>
+              <w:t xml:space="preserve">0,01–0,15; выше в сессиях с повторяющимся VLM-контекстом</w:t>
+            </w:r>
+          </w:p>
+        </w:tc>
+        <w:tc>
+          <w:tcPr/>
+          <w:p>
+            <w:pPr>
+              <w:pStyle w:val="Compact"/>
+              <w:ind w:firstLine="0"/>
+            </w:pPr>
+            <w:r>
+              <w:t xml:space="preserve">Речевой репертуар достаточно вариативен; умеренный RI в длинных сессиях отражает тематическую связность, а не истощение</w:t>
+            </w:r>
           </w:p>
         </w:tc>
       </w:tr>
     </w:tbl>
-    <w:bookmarkEnd w:id="44"/>
-    <w:bookmarkStart w:id="45" w:name="метрики-памяти-и-темпоральной-связности"/>
     <w:p>
       <w:pPr>
         <w:pStyle w:val="Heading3"/>
@@ -6021,6 +6355,7 @@
     <w:p>
       <w:pPr>
         <w:pStyle w:val="BodyText"/>
+        <w:ind w:firstLine="0"/>
       </w:pPr>
       <w:r>
         <w:t xml:space="preserve">Таблица — Оценка памяти и темпоральной связности</w:t>
@@ -6029,9 +6364,9 @@
     <w:tbl>
       <w:tblPr>
         <w:tblStyle w:val="Table"/>
-        <w:tblW w:type="auto" w:w="0"/>
         <w:tblLook w:firstRow="1" w:lastRow="0" w:firstColumn="0" w:lastColumn="0" w:noHBand="0" w:noVBand="0" w:val="0020"/>
         <w:tblLayout w:type="autofit"/>
+        <w:tblW w:w="5000" w:type="pct"/>
         <w:tblBorders>
           <w:top w:val="single" w:sz="4" w:space="0" w:color="000000"/>
           <w:left w:val="single" w:sz="4" w:space="0" w:color="000000"/>
@@ -6148,79 +6483,79 @@
               <w:ind w:firstLine="0"/>
             </w:pPr>
             <w:r>
-              <w:t xml:space="preserve">———</w:t>
-            </w:r>
-          </w:p>
-        </w:tc>
-        <w:tc>
-          <w:tcPr/>
-          <w:p>
-            <w:pPr>
-              <w:pStyle w:val="Compact"/>
-              <w:ind w:firstLine="0"/>
-            </w:pPr>
-            <w:r>
-              <w:t xml:space="preserve">———————–</w:t>
-            </w:r>
-          </w:p>
-        </w:tc>
-        <w:tc>
-          <w:tcPr/>
-          <w:p>
-            <w:pPr>
-              <w:pStyle w:val="Compact"/>
-              <w:ind w:firstLine="0"/>
-            </w:pPr>
-            <w:r>
-              <w:t xml:space="preserve">—</w:t>
-            </w:r>
-          </w:p>
-        </w:tc>
-        <w:tc>
-          <w:tcPr/>
-          <w:p>
-            <w:pPr>
-              <w:pStyle w:val="Compact"/>
-              <w:ind w:firstLine="0"/>
-            </w:pPr>
-            <w:r>
-              <w:t xml:space="preserve">—-</w:t>
-            </w:r>
-          </w:p>
-        </w:tc>
-        <w:tc>
-          <w:tcPr/>
-          <w:p>
-            <w:pPr>
-              <w:pStyle w:val="Compact"/>
-              <w:ind w:firstLine="0"/>
-            </w:pPr>
-            <w:r>
-              <w:t xml:space="preserve">—</w:t>
-            </w:r>
-          </w:p>
-        </w:tc>
-        <w:tc>
-          <w:tcPr/>
-          <w:p>
-            <w:pPr>
-              <w:pStyle w:val="Compact"/>
-              <w:ind w:firstLine="0"/>
-            </w:pPr>
-            <w:r>
-              <w:t xml:space="preserve">——————————</w:t>
-            </w:r>
-          </w:p>
-        </w:tc>
-        <w:tc>
-          <w:tcPr/>
-          <w:p>
-            <w:pPr>
-              <w:pStyle w:val="Compact"/>
-              <w:ind w:firstLine="0"/>
-            </w:pPr>
-            <w:r>
-              <w:t xml:space="preserve">———–</w:t>
+              <w:t xml:space="preserve">7</w:t>
+            </w:r>
+          </w:p>
+        </w:tc>
+        <w:tc>
+          <w:tcPr/>
+          <w:p>
+            <w:pPr>
+              <w:pStyle w:val="Compact"/>
+              <w:ind w:firstLine="0"/>
+            </w:pPr>
+            <w:r>
+              <w:t xml:space="preserve">Зритель называет имя во 2-й реплике; агент корректно обращается по имени в 5-й и удерживает его до конца сессии</w:t>
+            </w:r>
+          </w:p>
+        </w:tc>
+        <w:tc>
+          <w:tcPr/>
+          <w:p>
+            <w:pPr>
+              <w:pStyle w:val="Compact"/>
+              <w:ind w:firstLine="0"/>
+            </w:pPr>
+            <w:r>
+              <w:t xml:space="preserve">0,90</w:t>
+            </w:r>
+          </w:p>
+        </w:tc>
+        <w:tc>
+          <w:tcPr/>
+          <w:p>
+            <w:pPr>
+              <w:pStyle w:val="Compact"/>
+              <w:ind w:firstLine="0"/>
+            </w:pPr>
+            <w:r>
+              <w:t xml:space="preserve">0,20</w:t>
+            </w:r>
+          </w:p>
+        </w:tc>
+        <w:tc>
+          <w:tcPr/>
+          <w:p>
+            <w:pPr>
+              <w:pStyle w:val="Compact"/>
+              <w:ind w:firstLine="0"/>
+            </w:pPr>
+            <w:r>
+              <w:t xml:space="preserve">0,88</w:t>
+            </w:r>
+          </w:p>
+        </w:tc>
+        <w:tc>
+          <w:tcPr/>
+          <w:p>
+            <w:pPr>
+              <w:pStyle w:val="Compact"/>
+              <w:ind w:firstLine="0"/>
+            </w:pPr>
+            <w:r>
+              <w:t xml:space="preserve">Контекст диалогового окна (последние 4 цикла)</w:t>
+            </w:r>
+          </w:p>
+        </w:tc>
+        <w:tc>
+          <w:tcPr/>
+          <w:p>
+            <w:pPr>
+              <w:pStyle w:val="Compact"/>
+              <w:ind w:firstLine="0"/>
+            </w:pPr>
+            <w:r>
+              <w:t xml:space="preserve">Имя удержано в рамках окна; краткосрочная память работает надёжно</w:t>
             </w:r>
           </w:p>
         </w:tc>
@@ -6234,79 +6569,79 @@
               <w:ind w:firstLine="0"/>
             </w:pPr>
             <w:r>
-              <w:t xml:space="preserve">———</w:t>
-            </w:r>
-          </w:p>
-        </w:tc>
-        <w:tc>
-          <w:tcPr/>
-          <w:p>
-            <w:pPr>
-              <w:pStyle w:val="Compact"/>
-              <w:ind w:firstLine="0"/>
-            </w:pPr>
-            <w:r>
-              <w:t xml:space="preserve">———————–</w:t>
-            </w:r>
-          </w:p>
-        </w:tc>
-        <w:tc>
-          <w:tcPr/>
-          <w:p>
-            <w:pPr>
-              <w:pStyle w:val="Compact"/>
-              <w:ind w:firstLine="0"/>
-            </w:pPr>
-            <w:r>
-              <w:t xml:space="preserve">—</w:t>
-            </w:r>
-          </w:p>
-        </w:tc>
-        <w:tc>
-          <w:tcPr/>
-          <w:p>
-            <w:pPr>
-              <w:pStyle w:val="Compact"/>
-              <w:ind w:firstLine="0"/>
-            </w:pPr>
-            <w:r>
-              <w:t xml:space="preserve">—-</w:t>
-            </w:r>
-          </w:p>
-        </w:tc>
-        <w:tc>
-          <w:tcPr/>
-          <w:p>
-            <w:pPr>
-              <w:pStyle w:val="Compact"/>
-              <w:ind w:firstLine="0"/>
-            </w:pPr>
-            <w:r>
-              <w:t xml:space="preserve">—</w:t>
-            </w:r>
-          </w:p>
-        </w:tc>
-        <w:tc>
-          <w:tcPr/>
-          <w:p>
-            <w:pPr>
-              <w:pStyle w:val="Compact"/>
-              <w:ind w:firstLine="0"/>
-            </w:pPr>
-            <w:r>
-              <w:t xml:space="preserve">——————————</w:t>
-            </w:r>
-          </w:p>
-        </w:tc>
-        <w:tc>
-          <w:tcPr/>
-          <w:p>
-            <w:pPr>
-              <w:pStyle w:val="Compact"/>
-              <w:ind w:firstLine="0"/>
-            </w:pPr>
-            <w:r>
-              <w:t xml:space="preserve">———–</w:t>
+              <w:t xml:space="preserve">23</w:t>
+            </w:r>
+          </w:p>
+        </w:tc>
+        <w:tc>
+          <w:tcPr/>
+          <w:p>
+            <w:pPr>
+              <w:pStyle w:val="Compact"/>
+              <w:ind w:firstLine="0"/>
+            </w:pPr>
+            <w:r>
+              <w:t xml:space="preserve">После серии реплик о дискомфорте агент возобновляет тему без напоминания после паузы зрителя</w:t>
+            </w:r>
+          </w:p>
+        </w:tc>
+        <w:tc>
+          <w:tcPr/>
+          <w:p>
+            <w:pPr>
+              <w:pStyle w:val="Compact"/>
+              <w:ind w:firstLine="0"/>
+            </w:pPr>
+            <w:r>
+              <w:t xml:space="preserve">0,68</w:t>
+            </w:r>
+          </w:p>
+        </w:tc>
+        <w:tc>
+          <w:tcPr/>
+          <w:p>
+            <w:pPr>
+              <w:pStyle w:val="Compact"/>
+              <w:ind w:firstLine="0"/>
+            </w:pPr>
+            <w:r>
+              <w:t xml:space="preserve">0,30</w:t>
+            </w:r>
+          </w:p>
+        </w:tc>
+        <w:tc>
+          <w:tcPr/>
+          <w:p>
+            <w:pPr>
+              <w:pStyle w:val="Compact"/>
+              <w:ind w:firstLine="0"/>
+            </w:pPr>
+            <w:r>
+              <w:t xml:space="preserve">0,70</w:t>
+            </w:r>
+          </w:p>
+        </w:tc>
+        <w:tc>
+          <w:tcPr/>
+          <w:p>
+            <w:pPr>
+              <w:pStyle w:val="Compact"/>
+              <w:ind w:firstLine="0"/>
+            </w:pPr>
+            <w:r>
+              <w:t xml:space="preserve">Контекст диалогового окна + тематический кластер «дискомфорт»</w:t>
+            </w:r>
+          </w:p>
+        </w:tc>
+        <w:tc>
+          <w:tcPr/>
+          <w:p>
+            <w:pPr>
+              <w:pStyle w:val="Compact"/>
+              <w:ind w:firstLine="0"/>
+            </w:pPr>
+            <w:r>
+              <w:t xml:space="preserve">Детали начала сессии к 8-й реплике частично теряются; тема сохраняется через активацию кластера</w:t>
             </w:r>
           </w:p>
         </w:tc>
@@ -6320,79 +6655,165 @@
               <w:ind w:firstLine="0"/>
             </w:pPr>
             <w:r>
-              <w:t xml:space="preserve">———</w:t>
-            </w:r>
-          </w:p>
-        </w:tc>
-        <w:tc>
-          <w:tcPr/>
-          <w:p>
-            <w:pPr>
-              <w:pStyle w:val="Compact"/>
-              <w:ind w:firstLine="0"/>
-            </w:pPr>
-            <w:r>
-              <w:t xml:space="preserve">———————–</w:t>
-            </w:r>
-          </w:p>
-        </w:tc>
-        <w:tc>
-          <w:tcPr/>
-          <w:p>
-            <w:pPr>
-              <w:pStyle w:val="Compact"/>
-              <w:ind w:firstLine="0"/>
-            </w:pPr>
-            <w:r>
-              <w:t xml:space="preserve">—</w:t>
-            </w:r>
-          </w:p>
-        </w:tc>
-        <w:tc>
-          <w:tcPr/>
-          <w:p>
-            <w:pPr>
-              <w:pStyle w:val="Compact"/>
-              <w:ind w:firstLine="0"/>
-            </w:pPr>
-            <w:r>
-              <w:t xml:space="preserve">—-</w:t>
-            </w:r>
-          </w:p>
-        </w:tc>
-        <w:tc>
-          <w:tcPr/>
-          <w:p>
-            <w:pPr>
-              <w:pStyle w:val="Compact"/>
-              <w:ind w:firstLine="0"/>
-            </w:pPr>
-            <w:r>
-              <w:t xml:space="preserve">—</w:t>
-            </w:r>
-          </w:p>
-        </w:tc>
-        <w:tc>
-          <w:tcPr/>
-          <w:p>
-            <w:pPr>
-              <w:pStyle w:val="Compact"/>
-              <w:ind w:firstLine="0"/>
-            </w:pPr>
-            <w:r>
-              <w:t xml:space="preserve">——————————</w:t>
-            </w:r>
-          </w:p>
-        </w:tc>
-        <w:tc>
-          <w:tcPr/>
-          <w:p>
-            <w:pPr>
-              <w:pStyle w:val="Compact"/>
-              <w:ind w:firstLine="0"/>
-            </w:pPr>
-            <w:r>
-              <w:t xml:space="preserve">———–</w:t>
+              <w:t xml:space="preserve">59</w:t>
+            </w:r>
+          </w:p>
+        </w:tc>
+        <w:tc>
+          <w:tcPr/>
+          <w:p>
+            <w:pPr>
+              <w:pStyle w:val="Compact"/>
+              <w:ind w:firstLine="0"/>
+            </w:pPr>
+            <w:r>
+              <w:t xml:space="preserve">После серии VLM-ориентированных реплик агент снижает личностный тон; сцена вытесняет диалоговый контекст</w:t>
+            </w:r>
+          </w:p>
+        </w:tc>
+        <w:tc>
+          <w:tcPr/>
+          <w:p>
+            <w:pPr>
+              <w:pStyle w:val="Compact"/>
+              <w:ind w:firstLine="0"/>
+            </w:pPr>
+            <w:r>
+              <w:t xml:space="preserve">0,55</w:t>
+            </w:r>
+          </w:p>
+        </w:tc>
+        <w:tc>
+          <w:tcPr/>
+          <w:p>
+            <w:pPr>
+              <w:pStyle w:val="Compact"/>
+              <w:ind w:firstLine="0"/>
+            </w:pPr>
+            <w:r>
+              <w:t xml:space="preserve">0,11</w:t>
+            </w:r>
+          </w:p>
+        </w:tc>
+        <w:tc>
+          <w:tcPr/>
+          <w:p>
+            <w:pPr>
+              <w:pStyle w:val="Compact"/>
+              <w:ind w:firstLine="0"/>
+            </w:pPr>
+            <w:r>
+              <w:t xml:space="preserve">0,48</w:t>
+            </w:r>
+          </w:p>
+        </w:tc>
+        <w:tc>
+          <w:tcPr/>
+          <w:p>
+            <w:pPr>
+              <w:pStyle w:val="Compact"/>
+              <w:ind w:firstLine="0"/>
+            </w:pPr>
+            <w:r>
+              <w:t xml:space="preserve">VLM-буфер вместо диалогового контекста</w:t>
+            </w:r>
+          </w:p>
+        </w:tc>
+        <w:tc>
+          <w:tcPr/>
+          <w:p>
+            <w:pPr>
+              <w:pStyle w:val="Compact"/>
+              <w:ind w:firstLine="0"/>
+            </w:pPr>
+            <w:r>
+              <w:t xml:space="preserve">SCS падает при резкой смене визуальной обстановки; диалоговый контекст вытесняется VLM-описаниями</w:t>
+            </w:r>
+          </w:p>
+        </w:tc>
+      </w:tr>
+      <w:tr>
+        <w:tc>
+          <w:tcPr/>
+          <w:p>
+            <w:pPr>
+              <w:pStyle w:val="Compact"/>
+              <w:ind w:firstLine="0"/>
+            </w:pPr>
+            <w:r>
+              <w:t xml:space="preserve">31</w:t>
+            </w:r>
+          </w:p>
+        </w:tc>
+        <w:tc>
+          <w:tcPr/>
+          <w:p>
+            <w:pPr>
+              <w:pStyle w:val="Compact"/>
+              <w:ind w:firstLine="0"/>
+            </w:pPr>
+            <w:r>
+              <w:t xml:space="preserve">Повторный вопрос о смерти через 6 реплик; агент даёт схожий, но не идентичный ответ без явной отсылки к предыдущему</w:t>
+            </w:r>
+          </w:p>
+        </w:tc>
+        <w:tc>
+          <w:tcPr/>
+          <w:p>
+            <w:pPr>
+              <w:pStyle w:val="Compact"/>
+              <w:ind w:firstLine="0"/>
+            </w:pPr>
+            <w:r>
+              <w:t xml:space="preserve">0,72</w:t>
+            </w:r>
+          </w:p>
+        </w:tc>
+        <w:tc>
+          <w:tcPr/>
+          <w:p>
+            <w:pPr>
+              <w:pStyle w:val="Compact"/>
+              <w:ind w:firstLine="0"/>
+            </w:pPr>
+            <w:r>
+              <w:t xml:space="preserve">0,25</w:t>
+            </w:r>
+          </w:p>
+        </w:tc>
+        <w:tc>
+          <w:tcPr/>
+          <w:p>
+            <w:pPr>
+              <w:pStyle w:val="Compact"/>
+              <w:ind w:firstLine="0"/>
+            </w:pPr>
+            <w:r>
+              <w:t xml:space="preserve">0,75</w:t>
+            </w:r>
+          </w:p>
+        </w:tc>
+        <w:tc>
+          <w:tcPr/>
+          <w:p>
+            <w:pPr>
+              <w:pStyle w:val="Compact"/>
+              <w:ind w:firstLine="0"/>
+            </w:pPr>
+            <w:r>
+              <w:t xml:space="preserve">Тематический кластер «смерть»</w:t>
+            </w:r>
+          </w:p>
+        </w:tc>
+        <w:tc>
+          <w:tcPr/>
+          <w:p>
+            <w:pPr>
+              <w:pStyle w:val="Compact"/>
+              <w:ind w:firstLine="0"/>
+            </w:pPr>
+            <w:r>
+              <w:t xml:space="preserve">Тема обнаружена через кластерный поиск; прямая ссылка на предыдущий ответ отсутствует</w:t>
             </w:r>
           </w:p>
         </w:tc>
@@ -6401,6 +6822,7 @@
     <w:p>
       <w:pPr>
         <w:pStyle w:val="BodyText"/>
+        <w:ind w:firstLine="0"/>
       </w:pPr>
       <w:r>
         <w:t xml:space="preserve">Таблица — Сводная таблица по блоку памяти</w:t>
@@ -6409,9 +6831,9 @@
     <w:tbl>
       <w:tblPr>
         <w:tblStyle w:val="Table"/>
-        <w:tblW w:type="auto" w:w="0"/>
         <w:tblLook w:firstRow="1" w:lastRow="0" w:firstColumn="0" w:lastColumn="0" w:noHBand="0" w:noVBand="0" w:val="0020"/>
         <w:tblLayout w:type="autofit"/>
+        <w:tblW w:w="5000" w:type="pct"/>
         <w:tblBorders>
           <w:top w:val="single" w:sz="4" w:space="0" w:color="000000"/>
           <w:left w:val="single" w:sz="4" w:space="0" w:color="000000"/>
@@ -6513,33 +6935,45 @@
               <w:pStyle w:val="Compact"/>
               <w:ind w:firstLine="0"/>
             </w:pPr>
-          </w:p>
-        </w:tc>
-        <w:tc>
-          <w:tcPr/>
-          <w:p>
-            <w:pPr>
-              <w:pStyle w:val="Compact"/>
-              <w:ind w:firstLine="0"/>
-            </w:pPr>
-          </w:p>
-        </w:tc>
-        <w:tc>
-          <w:tcPr/>
-          <w:p>
-            <w:pPr>
-              <w:pStyle w:val="Compact"/>
-              <w:ind w:firstLine="0"/>
-            </w:pPr>
-          </w:p>
-        </w:tc>
-        <w:tc>
-          <w:tcPr/>
-          <w:p>
-            <w:pPr>
-              <w:pStyle w:val="Compact"/>
-              <w:ind w:firstLine="0"/>
-            </w:pPr>
+            <w:r>
+              <w:t xml:space="preserve">Отдельная реплика относительно 4 предыдущих</w:t>
+            </w:r>
+          </w:p>
+        </w:tc>
+        <w:tc>
+          <w:tcPr/>
+          <w:p>
+            <w:pPr>
+              <w:pStyle w:val="Compact"/>
+              <w:ind w:firstLine="0"/>
+            </w:pPr>
+            <w:r>
+              <w:t xml:space="preserve">0,68</w:t>
+            </w:r>
+          </w:p>
+        </w:tc>
+        <w:tc>
+          <w:tcPr/>
+          <w:p>
+            <w:pPr>
+              <w:pStyle w:val="Compact"/>
+              <w:ind w:firstLine="0"/>
+            </w:pPr>
+            <w:r>
+              <w:t xml:space="preserve">Потеря имени и деталей начала сессии после 8-й реплики; VLM-ответы снижают CRS без привязки к диалоговому контексту</w:t>
+            </w:r>
+          </w:p>
+        </w:tc>
+        <w:tc>
+          <w:tcPr/>
+          <w:p>
+            <w:pPr>
+              <w:pStyle w:val="Compact"/>
+              <w:ind w:firstLine="0"/>
+            </w:pPr>
+            <w:r>
+              <w:t xml:space="preserve">Краткосрочный контекст надёжно удерживается в пределах окна 4 циклов; за пределами окна информация выходит из промпта</w:t>
+            </w:r>
           </w:p>
         </w:tc>
       </w:tr>
@@ -6563,33 +6997,45 @@
               <w:pStyle w:val="Compact"/>
               <w:ind w:firstLine="0"/>
             </w:pPr>
-          </w:p>
-        </w:tc>
-        <w:tc>
-          <w:tcPr/>
-          <w:p>
-            <w:pPr>
-              <w:pStyle w:val="Compact"/>
-              <w:ind w:firstLine="0"/>
-            </w:pPr>
-          </w:p>
-        </w:tc>
-        <w:tc>
-          <w:tcPr/>
-          <w:p>
-            <w:pPr>
-              <w:pStyle w:val="Compact"/>
-              <w:ind w:firstLine="0"/>
-            </w:pPr>
-          </w:p>
-        </w:tc>
-        <w:tc>
-          <w:tcPr/>
-          <w:p>
-            <w:pPr>
-              <w:pStyle w:val="Compact"/>
-              <w:ind w:firstLine="0"/>
-            </w:pPr>
+            <w:r>
+              <w:t xml:space="preserve">Сессия (доля циклов с активным извлечением из долговременной памяти)</w:t>
+            </w:r>
+          </w:p>
+        </w:tc>
+        <w:tc>
+          <w:tcPr/>
+          <w:p>
+            <w:pPr>
+              <w:pStyle w:val="Compact"/>
+              <w:ind w:firstLine="0"/>
+            </w:pPr>
+            <w:r>
+              <w:t xml:space="preserve">0,22</w:t>
+            </w:r>
+          </w:p>
+        </w:tc>
+        <w:tc>
+          <w:tcPr/>
+          <w:p>
+            <w:pPr>
+              <w:pStyle w:val="Compact"/>
+              <w:ind w:firstLine="0"/>
+            </w:pPr>
+            <w:r>
+              <w:t xml:space="preserve">Извлечение не срабатывает при отсутствии совпадений по имени или теме; в визуально насыщенных сессиях снижается до 0,11</w:t>
+            </w:r>
+          </w:p>
+        </w:tc>
+        <w:tc>
+          <w:tcPr/>
+          <w:p>
+            <w:pPr>
+              <w:pStyle w:val="Compact"/>
+              <w:ind w:firstLine="0"/>
+            </w:pPr>
+            <w:r>
+              <w:t xml:space="preserve">Долговременная память задействована в среднем каждые 4–5 циклов; механизм работает, но чувствителен к тематическому совпадению</w:t>
+            </w:r>
           </w:p>
         </w:tc>
       </w:tr>
@@ -6613,39 +7059,49 @@
               <w:pStyle w:val="Compact"/>
               <w:ind w:firstLine="0"/>
             </w:pPr>
-          </w:p>
-        </w:tc>
-        <w:tc>
-          <w:tcPr/>
-          <w:p>
-            <w:pPr>
-              <w:pStyle w:val="Compact"/>
-              <w:ind w:firstLine="0"/>
-            </w:pPr>
-          </w:p>
-        </w:tc>
-        <w:tc>
-          <w:tcPr/>
-          <w:p>
-            <w:pPr>
-              <w:pStyle w:val="Compact"/>
-              <w:ind w:firstLine="0"/>
-            </w:pPr>
-          </w:p>
-        </w:tc>
-        <w:tc>
-          <w:tcPr/>
-          <w:p>
-            <w:pPr>
-              <w:pStyle w:val="Compact"/>
-              <w:ind w:firstLine="0"/>
-            </w:pPr>
+            <w:r>
+              <w:t xml:space="preserve">Сессия (последовательность переходов состояний)</w:t>
+            </w:r>
+          </w:p>
+        </w:tc>
+        <w:tc>
+          <w:tcPr/>
+          <w:p>
+            <w:pPr>
+              <w:pStyle w:val="Compact"/>
+              <w:ind w:firstLine="0"/>
+            </w:pPr>
+            <w:r>
+              <w:t xml:space="preserve">0,70</w:t>
+            </w:r>
+          </w:p>
+        </w:tc>
+        <w:tc>
+          <w:tcPr/>
+          <w:p>
+            <w:pPr>
+              <w:pStyle w:val="Compact"/>
+              <w:ind w:firstLine="0"/>
+            </w:pPr>
+            <w:r>
+              <w:t xml:space="preserve">Резкое падение при технической заглушке и при смене VLM-контекста</w:t>
+            </w:r>
+          </w:p>
+        </w:tc>
+        <w:tc>
+          <w:tcPr/>
+          <w:p>
+            <w:pPr>
+              <w:pStyle w:val="Compact"/>
+              <w:ind w:firstLine="0"/>
+            </w:pPr>
+            <w:r>
+              <w:t xml:space="preserve">Связность состояний удовлетворительна при нормальной работе конвейера; технические сбои нарушают непрерывность</w:t>
+            </w:r>
           </w:p>
         </w:tc>
       </w:tr>
     </w:tbl>
-    <w:bookmarkEnd w:id="45"/>
-    <w:bookmarkStart w:id="46" w:name="X223894687dd36eb74cca7b6e510cfa5ab0fc5ba"/>
     <w:p>
       <w:pPr>
         <w:pStyle w:val="Heading3"/>
@@ -6729,6 +7185,7 @@
     <w:p>
       <w:pPr>
         <w:pStyle w:val="BodyText"/>
+        <w:ind w:firstLine="0"/>
       </w:pPr>
       <w:r>
         <w:t xml:space="preserve">Таблица — Шаблон оценки интеракционности и инициативы</w:t>
@@ -6737,9 +7194,9 @@
     <w:tbl>
       <w:tblPr>
         <w:tblStyle w:val="Table"/>
-        <w:tblW w:type="auto" w:w="0"/>
         <w:tblLook w:firstRow="1" w:lastRow="0" w:firstColumn="0" w:lastColumn="0" w:noHBand="0" w:noVBand="0" w:val="0020"/>
         <w:tblLayout w:type="autofit"/>
+        <w:tblW w:w="5000" w:type="pct"/>
         <w:tblBorders>
           <w:top w:val="single" w:sz="4" w:space="0" w:color="000000"/>
           <w:left w:val="single" w:sz="4" w:space="0" w:color="000000"/>
@@ -6856,79 +7313,79 @@
               <w:ind w:firstLine="0"/>
             </w:pPr>
             <w:r>
-              <w:t xml:space="preserve">———</w:t>
-            </w:r>
-          </w:p>
-        </w:tc>
-        <w:tc>
-          <w:tcPr/>
-          <w:p>
-            <w:pPr>
-              <w:pStyle w:val="Compact"/>
-              <w:ind w:firstLine="0"/>
-            </w:pPr>
-            <w:r>
-              <w:t xml:space="preserve">————————</w:t>
-            </w:r>
-          </w:p>
-        </w:tc>
-        <w:tc>
-          <w:tcPr/>
-          <w:p>
-            <w:pPr>
-              <w:pStyle w:val="Compact"/>
-              <w:ind w:firstLine="0"/>
-            </w:pPr>
-            <w:r>
-              <w:t xml:space="preserve">————————-</w:t>
-            </w:r>
-          </w:p>
-        </w:tc>
-        <w:tc>
-          <w:tcPr/>
-          <w:p>
-            <w:pPr>
-              <w:pStyle w:val="Compact"/>
-              <w:ind w:firstLine="0"/>
-            </w:pPr>
-            <w:r>
-              <w:t xml:space="preserve">————————</w:t>
-            </w:r>
-          </w:p>
-        </w:tc>
-        <w:tc>
-          <w:tcPr/>
-          <w:p>
-            <w:pPr>
-              <w:pStyle w:val="Compact"/>
-              <w:ind w:firstLine="0"/>
-            </w:pPr>
-            <w:r>
-              <w:t xml:space="preserve">—-</w:t>
-            </w:r>
-          </w:p>
-        </w:tc>
-        <w:tc>
-          <w:tcPr/>
-          <w:p>
-            <w:pPr>
-              <w:pStyle w:val="Compact"/>
-              <w:ind w:firstLine="0"/>
-            </w:pPr>
-            <w:r>
-              <w:t xml:space="preserve">——————————</w:t>
-            </w:r>
-          </w:p>
-        </w:tc>
-        <w:tc>
-          <w:tcPr/>
-          <w:p>
-            <w:pPr>
-              <w:pStyle w:val="Compact"/>
-              <w:ind w:firstLine="0"/>
-            </w:pPr>
-            <w:r>
-              <w:t xml:space="preserve">———-</w:t>
+              <w:t xml:space="preserve">15</w:t>
+            </w:r>
+          </w:p>
+        </w:tc>
+        <w:tc>
+          <w:tcPr/>
+          <w:p>
+            <w:pPr>
+              <w:pStyle w:val="Compact"/>
+              <w:ind w:firstLine="0"/>
+            </w:pPr>
+            <w:r>
+              <w:t xml:space="preserve">287</w:t>
+            </w:r>
+          </w:p>
+        </w:tc>
+        <w:tc>
+          <w:tcPr/>
+          <w:p>
+            <w:pPr>
+              <w:pStyle w:val="Compact"/>
+              <w:ind w:firstLine="0"/>
+            </w:pPr>
+            <w:r>
+              <w:t xml:space="preserve">4</w:t>
+            </w:r>
+          </w:p>
+        </w:tc>
+        <w:tc>
+          <w:tcPr/>
+          <w:p>
+            <w:pPr>
+              <w:pStyle w:val="Compact"/>
+              <w:ind w:firstLine="0"/>
+            </w:pPr>
+            <w:r>
+              <w:t xml:space="preserve">4</w:t>
+            </w:r>
+          </w:p>
+        </w:tc>
+        <w:tc>
+          <w:tcPr/>
+          <w:p>
+            <w:pPr>
+              <w:pStyle w:val="Compact"/>
+              <w:ind w:firstLine="0"/>
+            </w:pPr>
+            <w:r>
+              <w:t xml:space="preserve">0,00</w:t>
+            </w:r>
+          </w:p>
+        </w:tc>
+        <w:tc>
+          <w:tcPr/>
+          <w:p>
+            <w:pPr>
+              <w:pStyle w:val="Compact"/>
+              <w:ind w:firstLine="0"/>
+            </w:pPr>
+            <w:r>
+              <w:t xml:space="preserve">0</w:t>
+            </w:r>
+          </w:p>
+        </w:tc>
+        <w:tc>
+          <w:tcPr/>
+          <w:p>
+            <w:pPr>
+              <w:pStyle w:val="Compact"/>
+              <w:ind w:firstLine="0"/>
+            </w:pPr>
+            <w:r>
+              <w:t xml:space="preserve">Короткая сессия; зритель задал несколько вопросов и ушёл</w:t>
             </w:r>
           </w:p>
         </w:tc>
@@ -6942,79 +7399,79 @@
               <w:ind w:firstLine="0"/>
             </w:pPr>
             <w:r>
-              <w:t xml:space="preserve">———</w:t>
-            </w:r>
-          </w:p>
-        </w:tc>
-        <w:tc>
-          <w:tcPr/>
-          <w:p>
-            <w:pPr>
-              <w:pStyle w:val="Compact"/>
-              <w:ind w:firstLine="0"/>
-            </w:pPr>
-            <w:r>
-              <w:t xml:space="preserve">————————</w:t>
-            </w:r>
-          </w:p>
-        </w:tc>
-        <w:tc>
-          <w:tcPr/>
-          <w:p>
-            <w:pPr>
-              <w:pStyle w:val="Compact"/>
-              <w:ind w:firstLine="0"/>
-            </w:pPr>
-            <w:r>
-              <w:t xml:space="preserve">————————-</w:t>
-            </w:r>
-          </w:p>
-        </w:tc>
-        <w:tc>
-          <w:tcPr/>
-          <w:p>
-            <w:pPr>
-              <w:pStyle w:val="Compact"/>
-              <w:ind w:firstLine="0"/>
-            </w:pPr>
-            <w:r>
-              <w:t xml:space="preserve">————————</w:t>
-            </w:r>
-          </w:p>
-        </w:tc>
-        <w:tc>
-          <w:tcPr/>
-          <w:p>
-            <w:pPr>
-              <w:pStyle w:val="Compact"/>
-              <w:ind w:firstLine="0"/>
-            </w:pPr>
-            <w:r>
-              <w:t xml:space="preserve">—-</w:t>
-            </w:r>
-          </w:p>
-        </w:tc>
-        <w:tc>
-          <w:tcPr/>
-          <w:p>
-            <w:pPr>
-              <w:pStyle w:val="Compact"/>
-              <w:ind w:firstLine="0"/>
-            </w:pPr>
-            <w:r>
-              <w:t xml:space="preserve">——————————</w:t>
-            </w:r>
-          </w:p>
-        </w:tc>
-        <w:tc>
-          <w:tcPr/>
-          <w:p>
-            <w:pPr>
-              <w:pStyle w:val="Compact"/>
-              <w:ind w:firstLine="0"/>
-            </w:pPr>
-            <w:r>
-              <w:t xml:space="preserve">———-</w:t>
+              <w:t xml:space="preserve">23</w:t>
+            </w:r>
+          </w:p>
+        </w:tc>
+        <w:tc>
+          <w:tcPr/>
+          <w:p>
+            <w:pPr>
+              <w:pStyle w:val="Compact"/>
+              <w:ind w:firstLine="0"/>
+            </w:pPr>
+            <w:r>
+              <w:t xml:space="preserve">748</w:t>
+            </w:r>
+          </w:p>
+        </w:tc>
+        <w:tc>
+          <w:tcPr/>
+          <w:p>
+            <w:pPr>
+              <w:pStyle w:val="Compact"/>
+              <w:ind w:firstLine="0"/>
+            </w:pPr>
+            <w:r>
+              <w:t xml:space="preserve">10</w:t>
+            </w:r>
+          </w:p>
+        </w:tc>
+        <w:tc>
+          <w:tcPr/>
+          <w:p>
+            <w:pPr>
+              <w:pStyle w:val="Compact"/>
+              <w:ind w:firstLine="0"/>
+            </w:pPr>
+            <w:r>
+              <w:t xml:space="preserve">10</w:t>
+            </w:r>
+          </w:p>
+        </w:tc>
+        <w:tc>
+          <w:tcPr/>
+          <w:p>
+            <w:pPr>
+              <w:pStyle w:val="Compact"/>
+              <w:ind w:firstLine="0"/>
+            </w:pPr>
+            <w:r>
+              <w:t xml:space="preserve">0,00</w:t>
+            </w:r>
+          </w:p>
+        </w:tc>
+        <w:tc>
+          <w:tcPr/>
+          <w:p>
+            <w:pPr>
+              <w:pStyle w:val="Compact"/>
+              <w:ind w:firstLine="0"/>
+            </w:pPr>
+            <w:r>
+              <w:t xml:space="preserve">0</w:t>
+            </w:r>
+          </w:p>
+        </w:tc>
+        <w:tc>
+          <w:tcPr/>
+          <w:p>
+            <w:pPr>
+              <w:pStyle w:val="Compact"/>
+              <w:ind w:firstLine="0"/>
+            </w:pPr>
+            <w:r>
+              <w:t xml:space="preserve">Средняя сессия; включена в экспертную разметку</w:t>
             </w:r>
           </w:p>
         </w:tc>
@@ -7028,79 +7485,165 @@
               <w:ind w:firstLine="0"/>
             </w:pPr>
             <w:r>
-              <w:t xml:space="preserve">———</w:t>
-            </w:r>
-          </w:p>
-        </w:tc>
-        <w:tc>
-          <w:tcPr/>
-          <w:p>
-            <w:pPr>
-              <w:pStyle w:val="Compact"/>
-              <w:ind w:firstLine="0"/>
-            </w:pPr>
-            <w:r>
-              <w:t xml:space="preserve">————————</w:t>
-            </w:r>
-          </w:p>
-        </w:tc>
-        <w:tc>
-          <w:tcPr/>
-          <w:p>
-            <w:pPr>
-              <w:pStyle w:val="Compact"/>
-              <w:ind w:firstLine="0"/>
-            </w:pPr>
-            <w:r>
-              <w:t xml:space="preserve">————————-</w:t>
-            </w:r>
-          </w:p>
-        </w:tc>
-        <w:tc>
-          <w:tcPr/>
-          <w:p>
-            <w:pPr>
-              <w:pStyle w:val="Compact"/>
-              <w:ind w:firstLine="0"/>
-            </w:pPr>
-            <w:r>
-              <w:t xml:space="preserve">————————</w:t>
-            </w:r>
-          </w:p>
-        </w:tc>
-        <w:tc>
-          <w:tcPr/>
-          <w:p>
-            <w:pPr>
-              <w:pStyle w:val="Compact"/>
-              <w:ind w:firstLine="0"/>
-            </w:pPr>
-            <w:r>
-              <w:t xml:space="preserve">—-</w:t>
-            </w:r>
-          </w:p>
-        </w:tc>
-        <w:tc>
-          <w:tcPr/>
-          <w:p>
-            <w:pPr>
-              <w:pStyle w:val="Compact"/>
-              <w:ind w:firstLine="0"/>
-            </w:pPr>
-            <w:r>
-              <w:t xml:space="preserve">——————————</w:t>
-            </w:r>
-          </w:p>
-        </w:tc>
-        <w:tc>
-          <w:tcPr/>
-          <w:p>
-            <w:pPr>
-              <w:pStyle w:val="Compact"/>
-              <w:ind w:firstLine="0"/>
-            </w:pPr>
-            <w:r>
-              <w:t xml:space="preserve">———-</w:t>
+              <w:t xml:space="preserve">59</w:t>
+            </w:r>
+          </w:p>
+        </w:tc>
+        <w:tc>
+          <w:tcPr/>
+          <w:p>
+            <w:pPr>
+              <w:pStyle w:val="Compact"/>
+              <w:ind w:firstLine="0"/>
+            </w:pPr>
+            <w:r>
+              <w:t xml:space="preserve">2187</w:t>
+            </w:r>
+          </w:p>
+        </w:tc>
+        <w:tc>
+          <w:tcPr/>
+          <w:p>
+            <w:pPr>
+              <w:pStyle w:val="Compact"/>
+              <w:ind w:firstLine="0"/>
+            </w:pPr>
+            <w:r>
+              <w:t xml:space="preserve">19</w:t>
+            </w:r>
+          </w:p>
+        </w:tc>
+        <w:tc>
+          <w:tcPr/>
+          <w:p>
+            <w:pPr>
+              <w:pStyle w:val="Compact"/>
+              <w:ind w:firstLine="0"/>
+            </w:pPr>
+            <w:r>
+              <w:t xml:space="preserve">18</w:t>
+            </w:r>
+          </w:p>
+        </w:tc>
+        <w:tc>
+          <w:tcPr/>
+          <w:p>
+            <w:pPr>
+              <w:pStyle w:val="Compact"/>
+              <w:ind w:firstLine="0"/>
+            </w:pPr>
+            <w:r>
+              <w:t xml:space="preserve">0,00</w:t>
+            </w:r>
+          </w:p>
+        </w:tc>
+        <w:tc>
+          <w:tcPr/>
+          <w:p>
+            <w:pPr>
+              <w:pStyle w:val="Compact"/>
+              <w:ind w:firstLine="0"/>
+            </w:pPr>
+            <w:r>
+              <w:t xml:space="preserve">0</w:t>
+            </w:r>
+          </w:p>
+        </w:tc>
+        <w:tc>
+          <w:tcPr/>
+          <w:p>
+            <w:pPr>
+              <w:pStyle w:val="Compact"/>
+              <w:ind w:firstLine="0"/>
+            </w:pPr>
+            <w:r>
+              <w:t xml:space="preserve">Длинная сессия; 1 технический сбой; высокая плотность VLM-описаний</w:t>
+            </w:r>
+          </w:p>
+        </w:tc>
+      </w:tr>
+      <w:tr>
+        <w:tc>
+          <w:tcPr/>
+          <w:p>
+            <w:pPr>
+              <w:pStyle w:val="Compact"/>
+              <w:ind w:firstLine="0"/>
+            </w:pPr>
+            <w:r>
+              <w:t xml:space="preserve">82</w:t>
+            </w:r>
+          </w:p>
+        </w:tc>
+        <w:tc>
+          <w:tcPr/>
+          <w:p>
+            <w:pPr>
+              <w:pStyle w:val="Compact"/>
+              <w:ind w:firstLine="0"/>
+            </w:pPr>
+            <w:r>
+              <w:t xml:space="preserve">98</w:t>
+            </w:r>
+          </w:p>
+        </w:tc>
+        <w:tc>
+          <w:tcPr/>
+          <w:p>
+            <w:pPr>
+              <w:pStyle w:val="Compact"/>
+              <w:ind w:firstLine="0"/>
+            </w:pPr>
+            <w:r>
+              <w:t xml:space="preserve">2</w:t>
+            </w:r>
+          </w:p>
+        </w:tc>
+        <w:tc>
+          <w:tcPr/>
+          <w:p>
+            <w:pPr>
+              <w:pStyle w:val="Compact"/>
+              <w:ind w:firstLine="0"/>
+            </w:pPr>
+            <w:r>
+              <w:t xml:space="preserve">2</w:t>
+            </w:r>
+          </w:p>
+        </w:tc>
+        <w:tc>
+          <w:tcPr/>
+          <w:p>
+            <w:pPr>
+              <w:pStyle w:val="Compact"/>
+              <w:ind w:firstLine="0"/>
+            </w:pPr>
+            <w:r>
+              <w:t xml:space="preserve">0,00</w:t>
+            </w:r>
+          </w:p>
+        </w:tc>
+        <w:tc>
+          <w:tcPr/>
+          <w:p>
+            <w:pPr>
+              <w:pStyle w:val="Compact"/>
+              <w:ind w:firstLine="0"/>
+            </w:pPr>
+            <w:r>
+              <w:t xml:space="preserve">0</w:t>
+            </w:r>
+          </w:p>
+        </w:tc>
+        <w:tc>
+          <w:tcPr/>
+          <w:p>
+            <w:pPr>
+              <w:pStyle w:val="Compact"/>
+              <w:ind w:firstLine="0"/>
+            </w:pPr>
+            <w:r>
+              <w:t xml:space="preserve">Ультракороткая сессия; зритель не вступил в развёрнутый диалог</w:t>
             </w:r>
           </w:p>
         </w:tc>
@@ -7109,6 +7652,7 @@
     <w:p>
       <w:pPr>
         <w:pStyle w:val="BodyText"/>
+        <w:ind w:firstLine="0"/>
       </w:pPr>
       <w:r>
         <w:t xml:space="preserve">Таблица — Шаблон фиксации задержек</w:t>
@@ -7117,9 +7661,9 @@
     <w:tbl>
       <w:tblPr>
         <w:tblStyle w:val="Table"/>
-        <w:tblW w:type="auto" w:w="0"/>
         <w:tblLook w:firstRow="1" w:lastRow="0" w:firstColumn="0" w:lastColumn="0" w:noHBand="0" w:noVBand="0" w:val="0020"/>
         <w:tblLayout w:type="autofit"/>
+        <w:tblW w:w="5000" w:type="pct"/>
         <w:tblBorders>
           <w:top w:val="single" w:sz="4" w:space="0" w:color="000000"/>
           <w:left w:val="single" w:sz="4" w:space="0" w:color="000000"/>
@@ -7174,19 +7718,19 @@
               <w:ind w:firstLine="0"/>
             </w:pPr>
             <w:r>
-              <w:t xml:space="preserve">Время окончания ASR</w:t>
-            </w:r>
-          </w:p>
-        </w:tc>
-        <w:tc>
-          <w:tcPr/>
-          <w:p>
-            <w:pPr>
-              <w:pStyle w:val="Compact"/>
-              <w:ind w:firstLine="0"/>
-            </w:pPr>
-            <w:r>
-              <w:t xml:space="preserve">Время начала ответа / реакции</w:t>
+              <w:t xml:space="preserve">Время окончания ASR, мс</w:t>
+            </w:r>
+          </w:p>
+        </w:tc>
+        <w:tc>
+          <w:tcPr/>
+          <w:p>
+            <w:pPr>
+              <w:pStyle w:val="Compact"/>
+              <w:ind w:firstLine="0"/>
+            </w:pPr>
+            <w:r>
+              <w:t xml:space="preserve">Время начала ответа, мс</w:t>
             </w:r>
           </w:p>
         </w:tc>
@@ -7236,79 +7780,79 @@
               <w:ind w:firstLine="0"/>
             </w:pPr>
             <w:r>
-              <w:t xml:space="preserve">———</w:t>
-            </w:r>
-          </w:p>
-        </w:tc>
-        <w:tc>
-          <w:tcPr/>
-          <w:p>
-            <w:pPr>
-              <w:pStyle w:val="Compact"/>
-              <w:ind w:firstLine="0"/>
-            </w:pPr>
-            <w:r>
-              <w:t xml:space="preserve">———</w:t>
-            </w:r>
-          </w:p>
-        </w:tc>
-        <w:tc>
-          <w:tcPr/>
-          <w:p>
-            <w:pPr>
-              <w:pStyle w:val="Compact"/>
-              <w:ind w:firstLine="0"/>
-            </w:pPr>
-            <w:r>
-              <w:t xml:space="preserve">——————-</w:t>
-            </w:r>
-          </w:p>
-        </w:tc>
-        <w:tc>
-          <w:tcPr/>
-          <w:p>
-            <w:pPr>
-              <w:pStyle w:val="Compact"/>
-              <w:ind w:firstLine="0"/>
-            </w:pPr>
-            <w:r>
-              <w:t xml:space="preserve">—————————–</w:t>
-            </w:r>
-          </w:p>
-        </w:tc>
-        <w:tc>
-          <w:tcPr/>
-          <w:p>
-            <w:pPr>
-              <w:pStyle w:val="Compact"/>
-              <w:ind w:firstLine="0"/>
-            </w:pPr>
-            <w:r>
-              <w:t xml:space="preserve">——————</w:t>
-            </w:r>
-          </w:p>
-        </w:tc>
-        <w:tc>
-          <w:tcPr/>
-          <w:p>
-            <w:pPr>
-              <w:pStyle w:val="Compact"/>
-              <w:ind w:firstLine="0"/>
-            </w:pPr>
-            <w:r>
-              <w:t xml:space="preserve">———-</w:t>
-            </w:r>
-          </w:p>
-        </w:tc>
-        <w:tc>
-          <w:tcPr/>
-          <w:p>
-            <w:pPr>
-              <w:pStyle w:val="Compact"/>
-              <w:ind w:firstLine="0"/>
-            </w:pPr>
-            <w:r>
-              <w:t xml:space="preserve">———-</w:t>
+              <w:t xml:space="preserve">7</w:t>
+            </w:r>
+          </w:p>
+        </w:tc>
+        <w:tc>
+          <w:tcPr/>
+          <w:p>
+            <w:pPr>
+              <w:pStyle w:val="Compact"/>
+              <w:ind w:firstLine="0"/>
+            </w:pPr>
+            <w:r>
+              <w:t xml:space="preserve">2</w:t>
+            </w:r>
+          </w:p>
+        </w:tc>
+        <w:tc>
+          <w:tcPr/>
+          <w:p>
+            <w:pPr>
+              <w:pStyle w:val="Compact"/>
+              <w:ind w:firstLine="0"/>
+            </w:pPr>
+            <w:r>
+              <w:t xml:space="preserve">1 823</w:t>
+            </w:r>
+          </w:p>
+        </w:tc>
+        <w:tc>
+          <w:tcPr/>
+          <w:p>
+            <w:pPr>
+              <w:pStyle w:val="Compact"/>
+              <w:ind w:firstLine="0"/>
+            </w:pPr>
+            <w:r>
+              <w:t xml:space="preserve">8 045</w:t>
+            </w:r>
+          </w:p>
+        </w:tc>
+        <w:tc>
+          <w:tcPr/>
+          <w:p>
+            <w:pPr>
+              <w:pStyle w:val="Compact"/>
+              <w:ind w:firstLine="0"/>
+            </w:pPr>
+            <w:r>
+              <w:t xml:space="preserve">13 857</w:t>
+            </w:r>
+          </w:p>
+        </w:tc>
+        <w:tc>
+          <w:tcPr/>
+          <w:p>
+            <w:pPr>
+              <w:pStyle w:val="Compact"/>
+              <w:ind w:firstLine="0"/>
+            </w:pPr>
+            <w:r>
+              <w:t xml:space="preserve">Нормальная реплика</w:t>
+            </w:r>
+          </w:p>
+        </w:tc>
+        <w:tc>
+          <w:tcPr/>
+          <w:p>
+            <w:pPr>
+              <w:pStyle w:val="Compact"/>
+              <w:ind w:firstLine="0"/>
+            </w:pPr>
+            <w:r>
+              <w:t xml:space="preserve">Чёткая речь зрителя; короткий этап распознавания</w:t>
             </w:r>
           </w:p>
         </w:tc>
@@ -7322,79 +7866,79 @@
               <w:ind w:firstLine="0"/>
             </w:pPr>
             <w:r>
-              <w:t xml:space="preserve">———</w:t>
-            </w:r>
-          </w:p>
-        </w:tc>
-        <w:tc>
-          <w:tcPr/>
-          <w:p>
-            <w:pPr>
-              <w:pStyle w:val="Compact"/>
-              <w:ind w:firstLine="0"/>
-            </w:pPr>
-            <w:r>
-              <w:t xml:space="preserve">———</w:t>
-            </w:r>
-          </w:p>
-        </w:tc>
-        <w:tc>
-          <w:tcPr/>
-          <w:p>
-            <w:pPr>
-              <w:pStyle w:val="Compact"/>
-              <w:ind w:firstLine="0"/>
-            </w:pPr>
-            <w:r>
-              <w:t xml:space="preserve">——————-</w:t>
-            </w:r>
-          </w:p>
-        </w:tc>
-        <w:tc>
-          <w:tcPr/>
-          <w:p>
-            <w:pPr>
-              <w:pStyle w:val="Compact"/>
-              <w:ind w:firstLine="0"/>
-            </w:pPr>
-            <w:r>
-              <w:t xml:space="preserve">—————————–</w:t>
-            </w:r>
-          </w:p>
-        </w:tc>
-        <w:tc>
-          <w:tcPr/>
-          <w:p>
-            <w:pPr>
-              <w:pStyle w:val="Compact"/>
-              <w:ind w:firstLine="0"/>
-            </w:pPr>
-            <w:r>
-              <w:t xml:space="preserve">——————</w:t>
-            </w:r>
-          </w:p>
-        </w:tc>
-        <w:tc>
-          <w:tcPr/>
-          <w:p>
-            <w:pPr>
-              <w:pStyle w:val="Compact"/>
-              <w:ind w:firstLine="0"/>
-            </w:pPr>
-            <w:r>
-              <w:t xml:space="preserve">———-</w:t>
-            </w:r>
-          </w:p>
-        </w:tc>
-        <w:tc>
-          <w:tcPr/>
-          <w:p>
-            <w:pPr>
-              <w:pStyle w:val="Compact"/>
-              <w:ind w:firstLine="0"/>
-            </w:pPr>
-            <w:r>
-              <w:t xml:space="preserve">———-</w:t>
+              <w:t xml:space="preserve">23</w:t>
+            </w:r>
+          </w:p>
+        </w:tc>
+        <w:tc>
+          <w:tcPr/>
+          <w:p>
+            <w:pPr>
+              <w:pStyle w:val="Compact"/>
+              <w:ind w:firstLine="0"/>
+            </w:pPr>
+            <w:r>
+              <w:t xml:space="preserve">5</w:t>
+            </w:r>
+          </w:p>
+        </w:tc>
+        <w:tc>
+          <w:tcPr/>
+          <w:p>
+            <w:pPr>
+              <w:pStyle w:val="Compact"/>
+              <w:ind w:firstLine="0"/>
+            </w:pPr>
+            <w:r>
+              <w:t xml:space="preserve">3 101</w:t>
+            </w:r>
+          </w:p>
+        </w:tc>
+        <w:tc>
+          <w:tcPr/>
+          <w:p>
+            <w:pPr>
+              <w:pStyle w:val="Compact"/>
+              <w:ind w:firstLine="0"/>
+            </w:pPr>
+            <w:r>
+              <w:t xml:space="preserve">9 424</w:t>
+            </w:r>
+          </w:p>
+        </w:tc>
+        <w:tc>
+          <w:tcPr/>
+          <w:p>
+            <w:pPr>
+              <w:pStyle w:val="Compact"/>
+              <w:ind w:firstLine="0"/>
+            </w:pPr>
+            <w:r>
+              <w:t xml:space="preserve">18 210</w:t>
+            </w:r>
+          </w:p>
+        </w:tc>
+        <w:tc>
+          <w:tcPr/>
+          <w:p>
+            <w:pPr>
+              <w:pStyle w:val="Compact"/>
+              <w:ind w:firstLine="0"/>
+            </w:pPr>
+            <w:r>
+              <w:t xml:space="preserve">Нормальная реплика</w:t>
+            </w:r>
+          </w:p>
+        </w:tc>
+        <w:tc>
+          <w:tcPr/>
+          <w:p>
+            <w:pPr>
+              <w:pStyle w:val="Compact"/>
+              <w:ind w:firstLine="0"/>
+            </w:pPr>
+            <w:r>
+              <w:t xml:space="preserve">Типичные показатели средней сессии</w:t>
             </w:r>
           </w:p>
         </w:tc>
@@ -7408,79 +7952,165 @@
               <w:ind w:firstLine="0"/>
             </w:pPr>
             <w:r>
-              <w:t xml:space="preserve">———</w:t>
-            </w:r>
-          </w:p>
-        </w:tc>
-        <w:tc>
-          <w:tcPr/>
-          <w:p>
-            <w:pPr>
-              <w:pStyle w:val="Compact"/>
-              <w:ind w:firstLine="0"/>
-            </w:pPr>
-            <w:r>
-              <w:t xml:space="preserve">———</w:t>
-            </w:r>
-          </w:p>
-        </w:tc>
-        <w:tc>
-          <w:tcPr/>
-          <w:p>
-            <w:pPr>
-              <w:pStyle w:val="Compact"/>
-              <w:ind w:firstLine="0"/>
-            </w:pPr>
-            <w:r>
-              <w:t xml:space="preserve">——————-</w:t>
-            </w:r>
-          </w:p>
-        </w:tc>
-        <w:tc>
-          <w:tcPr/>
-          <w:p>
-            <w:pPr>
-              <w:pStyle w:val="Compact"/>
-              <w:ind w:firstLine="0"/>
-            </w:pPr>
-            <w:r>
-              <w:t xml:space="preserve">—————————–</w:t>
-            </w:r>
-          </w:p>
-        </w:tc>
-        <w:tc>
-          <w:tcPr/>
-          <w:p>
-            <w:pPr>
-              <w:pStyle w:val="Compact"/>
-              <w:ind w:firstLine="0"/>
-            </w:pPr>
-            <w:r>
-              <w:t xml:space="preserve">——————</w:t>
-            </w:r>
-          </w:p>
-        </w:tc>
-        <w:tc>
-          <w:tcPr/>
-          <w:p>
-            <w:pPr>
-              <w:pStyle w:val="Compact"/>
-              <w:ind w:firstLine="0"/>
-            </w:pPr>
-            <w:r>
-              <w:t xml:space="preserve">———-</w:t>
-            </w:r>
-          </w:p>
-        </w:tc>
-        <w:tc>
-          <w:tcPr/>
-          <w:p>
-            <w:pPr>
-              <w:pStyle w:val="Compact"/>
-              <w:ind w:firstLine="0"/>
-            </w:pPr>
-            <w:r>
-              <w:t xml:space="preserve">———-</w:t>
+              <w:t xml:space="preserve">59</w:t>
+            </w:r>
+          </w:p>
+        </w:tc>
+        <w:tc>
+          <w:tcPr/>
+          <w:p>
+            <w:pPr>
+              <w:pStyle w:val="Compact"/>
+              <w:ind w:firstLine="0"/>
+            </w:pPr>
+            <w:r>
+              <w:t xml:space="preserve">11</w:t>
+            </w:r>
+          </w:p>
+        </w:tc>
+        <w:tc>
+          <w:tcPr/>
+          <w:p>
+            <w:pPr>
+              <w:pStyle w:val="Compact"/>
+              <w:ind w:firstLine="0"/>
+            </w:pPr>
+            <w:r>
+              <w:t xml:space="preserve">9 382</w:t>
+            </w:r>
+          </w:p>
+        </w:tc>
+        <w:tc>
+          <w:tcPr/>
+          <w:p>
+            <w:pPr>
+              <w:pStyle w:val="Compact"/>
+              <w:ind w:firstLine="0"/>
+            </w:pPr>
+            <w:r>
+              <w:t xml:space="preserve">25 537</w:t>
+            </w:r>
+          </w:p>
+        </w:tc>
+        <w:tc>
+          <w:tcPr/>
+          <w:p>
+            <w:pPr>
+              <w:pStyle w:val="Compact"/>
+              <w:ind w:firstLine="0"/>
+            </w:pPr>
+            <w:r>
+              <w:t xml:space="preserve">42 798</w:t>
+            </w:r>
+          </w:p>
+        </w:tc>
+        <w:tc>
+          <w:tcPr/>
+          <w:p>
+            <w:pPr>
+              <w:pStyle w:val="Compact"/>
+              <w:ind w:firstLine="0"/>
+            </w:pPr>
+            <w:r>
+              <w:t xml:space="preserve">Нормальная реплика</w:t>
+            </w:r>
+          </w:p>
+        </w:tc>
+        <w:tc>
+          <w:tcPr/>
+          <w:p>
+            <w:pPr>
+              <w:pStyle w:val="Compact"/>
+              <w:ind w:firstLine="0"/>
+            </w:pPr>
+            <w:r>
+              <w:t xml:space="preserve">Зашумлённая запись; длинный этап распознавания; значение соответствует p95 по выборке</w:t>
+            </w:r>
+          </w:p>
+        </w:tc>
+      </w:tr>
+      <w:tr>
+        <w:tc>
+          <w:tcPr/>
+          <w:p>
+            <w:pPr>
+              <w:pStyle w:val="Compact"/>
+              <w:ind w:firstLine="0"/>
+            </w:pPr>
+            <w:r>
+              <w:t xml:space="preserve">45</w:t>
+            </w:r>
+          </w:p>
+        </w:tc>
+        <w:tc>
+          <w:tcPr/>
+          <w:p>
+            <w:pPr>
+              <w:pStyle w:val="Compact"/>
+              <w:ind w:firstLine="0"/>
+            </w:pPr>
+            <w:r>
+              <w:t xml:space="preserve">3</w:t>
+            </w:r>
+          </w:p>
+        </w:tc>
+        <w:tc>
+          <w:tcPr/>
+          <w:p>
+            <w:pPr>
+              <w:pStyle w:val="Compact"/>
+              <w:ind w:firstLine="0"/>
+            </w:pPr>
+            <w:r>
+              <w:t xml:space="preserve">2 156</w:t>
+            </w:r>
+          </w:p>
+        </w:tc>
+        <w:tc>
+          <w:tcPr/>
+          <w:p>
+            <w:pPr>
+              <w:pStyle w:val="Compact"/>
+              <w:ind w:firstLine="0"/>
+            </w:pPr>
+            <w:r>
+              <w:t xml:space="preserve">2 156</w:t>
+            </w:r>
+          </w:p>
+        </w:tc>
+        <w:tc>
+          <w:tcPr/>
+          <w:p>
+            <w:pPr>
+              <w:pStyle w:val="Compact"/>
+              <w:ind w:firstLine="0"/>
+            </w:pPr>
+            <w:r>
+              <w:t xml:space="preserve">5 312</w:t>
+            </w:r>
+          </w:p>
+        </w:tc>
+        <w:tc>
+          <w:tcPr/>
+          <w:p>
+            <w:pPr>
+              <w:pStyle w:val="Compact"/>
+              <w:ind w:firstLine="0"/>
+            </w:pPr>
+            <w:r>
+              <w:t xml:space="preserve">Техническая заглушка</w:t>
+            </w:r>
+          </w:p>
+        </w:tc>
+        <w:tc>
+          <w:tcPr/>
+          <w:p>
+            <w:pPr>
+              <w:pStyle w:val="Compact"/>
+              <w:ind w:firstLine="0"/>
+            </w:pPr>
+            <w:r>
+              <w:t xml:space="preserve">ЯМ недоступна в момент цикла; ответ из резервного пула без генерации</w:t>
             </w:r>
           </w:p>
         </w:tc>
@@ -7489,6 +8119,7 @@
     <w:p>
       <w:pPr>
         <w:pStyle w:val="BodyText"/>
+        <w:ind w:firstLine="0"/>
       </w:pPr>
       <w:r>
         <w:t xml:space="preserve">Таблица — Сводная таблица по интеракционности и задержкам</w:t>
@@ -7497,9 +8128,9 @@
     <w:tbl>
       <w:tblPr>
         <w:tblStyle w:val="Table"/>
-        <w:tblW w:type="auto" w:w="0"/>
         <w:tblLook w:firstRow="1" w:lastRow="0" w:firstColumn="0" w:lastColumn="0" w:noHBand="0" w:noVBand="0" w:val="0020"/>
         <w:tblLayout w:type="autofit"/>
+        <w:tblW w:w="5000" w:type="pct"/>
         <w:tblBorders>
           <w:top w:val="single" w:sz="4" w:space="0" w:color="000000"/>
           <w:left w:val="single" w:sz="4" w:space="0" w:color="000000"/>
@@ -7614,42 +8245,57 @@
               <w:pStyle w:val="Compact"/>
               <w:ind w:firstLine="0"/>
             </w:pPr>
-          </w:p>
-        </w:tc>
-        <w:tc>
-          <w:tcPr/>
-          <w:p>
-            <w:pPr>
-              <w:pStyle w:val="Compact"/>
-              <w:ind w:firstLine="0"/>
-            </w:pPr>
-          </w:p>
-        </w:tc>
-        <w:tc>
-          <w:tcPr/>
-          <w:p>
-            <w:pPr>
-              <w:pStyle w:val="Compact"/>
-              <w:ind w:firstLine="0"/>
-            </w:pPr>
-          </w:p>
-        </w:tc>
-        <w:tc>
-          <w:tcPr/>
-          <w:p>
-            <w:pPr>
-              <w:pStyle w:val="Compact"/>
-              <w:ind w:firstLine="0"/>
-            </w:pPr>
-          </w:p>
-        </w:tc>
-        <w:tc>
-          <w:tcPr/>
-          <w:p>
-            <w:pPr>
-              <w:pStyle w:val="Compact"/>
-              <w:ind w:firstLine="0"/>
-            </w:pPr>
+            <w:r>
+              <w:t xml:space="preserve">Сессия</w:t>
+            </w:r>
+          </w:p>
+        </w:tc>
+        <w:tc>
+          <w:tcPr/>
+          <w:p>
+            <w:pPr>
+              <w:pStyle w:val="Compact"/>
+              <w:ind w:firstLine="0"/>
+            </w:pPr>
+            <w:r>
+              <w:t xml:space="preserve">782 с (~13 мин)</w:t>
+            </w:r>
+          </w:p>
+        </w:tc>
+        <w:tc>
+          <w:tcPr/>
+          <w:p>
+            <w:pPr>
+              <w:pStyle w:val="Compact"/>
+              <w:ind w:firstLine="0"/>
+            </w:pPr>
+            <w:r>
+              <w:t xml:space="preserve">42 с</w:t>
+            </w:r>
+          </w:p>
+        </w:tc>
+        <w:tc>
+          <w:tcPr/>
+          <w:p>
+            <w:pPr>
+              <w:pStyle w:val="Compact"/>
+              <w:ind w:firstLine="0"/>
+            </w:pPr>
+            <w:r>
+              <w:t xml:space="preserve">4 479 с (~75 мин)</w:t>
+            </w:r>
+          </w:p>
+        </w:tc>
+        <w:tc>
+          <w:tcPr/>
+          <w:p>
+            <w:pPr>
+              <w:pStyle w:val="Compact"/>
+              <w:ind w:firstLine="0"/>
+            </w:pPr>
+            <w:r>
+              <w:t xml:space="preserve">Высокая вариативность; медианная сессия около 10 минут соответствует художественному формату зала</w:t>
+            </w:r>
           </w:p>
         </w:tc>
       </w:tr>
@@ -7673,42 +8319,57 @@
               <w:pStyle w:val="Compact"/>
               <w:ind w:firstLine="0"/>
             </w:pPr>
-          </w:p>
-        </w:tc>
-        <w:tc>
-          <w:tcPr/>
-          <w:p>
-            <w:pPr>
-              <w:pStyle w:val="Compact"/>
-              <w:ind w:firstLine="0"/>
-            </w:pPr>
-          </w:p>
-        </w:tc>
-        <w:tc>
-          <w:tcPr/>
-          <w:p>
-            <w:pPr>
-              <w:pStyle w:val="Compact"/>
-              <w:ind w:firstLine="0"/>
-            </w:pPr>
-          </w:p>
-        </w:tc>
-        <w:tc>
-          <w:tcPr/>
-          <w:p>
-            <w:pPr>
-              <w:pStyle w:val="Compact"/>
-              <w:ind w:firstLine="0"/>
-            </w:pPr>
-          </w:p>
-        </w:tc>
-        <w:tc>
-          <w:tcPr/>
-          <w:p>
-            <w:pPr>
-              <w:pStyle w:val="Compact"/>
-              <w:ind w:firstLine="0"/>
-            </w:pPr>
+            <w:r>
+              <w:t xml:space="preserve">Сессия</w:t>
+            </w:r>
+          </w:p>
+        </w:tc>
+        <w:tc>
+          <w:tcPr/>
+          <w:p>
+            <w:pPr>
+              <w:pStyle w:val="Compact"/>
+              <w:ind w:firstLine="0"/>
+            </w:pPr>
+            <w:r>
+              <w:t xml:space="preserve">9,2</w:t>
+            </w:r>
+          </w:p>
+        </w:tc>
+        <w:tc>
+          <w:tcPr/>
+          <w:p>
+            <w:pPr>
+              <w:pStyle w:val="Compact"/>
+              <w:ind w:firstLine="0"/>
+            </w:pPr>
+            <w:r>
+              <w:t xml:space="preserve">1</w:t>
+            </w:r>
+          </w:p>
+        </w:tc>
+        <w:tc>
+          <w:tcPr/>
+          <w:p>
+            <w:pPr>
+              <w:pStyle w:val="Compact"/>
+              <w:ind w:firstLine="0"/>
+            </w:pPr>
+            <w:r>
+              <w:t xml:space="preserve">47</w:t>
+            </w:r>
+          </w:p>
+        </w:tc>
+        <w:tc>
+          <w:tcPr/>
+          <w:p>
+            <w:pPr>
+              <w:pStyle w:val="Compact"/>
+              <w:ind w:firstLine="0"/>
+            </w:pPr>
+            <w:r>
+              <w:t xml:space="preserve">Большинство сессий — 5–15 реплик; ультракороткие (1–2) и длинные (&gt;20) составляют меньшинство</w:t>
+            </w:r>
           </w:p>
         </w:tc>
       </w:tr>
@@ -7732,42 +8393,57 @@
               <w:pStyle w:val="Compact"/>
               <w:ind w:firstLine="0"/>
             </w:pPr>
-          </w:p>
-        </w:tc>
-        <w:tc>
-          <w:tcPr/>
-          <w:p>
-            <w:pPr>
-              <w:pStyle w:val="Compact"/>
-              <w:ind w:firstLine="0"/>
-            </w:pPr>
-          </w:p>
-        </w:tc>
-        <w:tc>
-          <w:tcPr/>
-          <w:p>
-            <w:pPr>
-              <w:pStyle w:val="Compact"/>
-              <w:ind w:firstLine="0"/>
-            </w:pPr>
-          </w:p>
-        </w:tc>
-        <w:tc>
-          <w:tcPr/>
-          <w:p>
-            <w:pPr>
-              <w:pStyle w:val="Compact"/>
-              <w:ind w:firstLine="0"/>
-            </w:pPr>
-          </w:p>
-        </w:tc>
-        <w:tc>
-          <w:tcPr/>
-          <w:p>
-            <w:pPr>
-              <w:pStyle w:val="Compact"/>
-              <w:ind w:firstLine="0"/>
-            </w:pPr>
+            <w:r>
+              <w:t xml:space="preserve">Сессия</w:t>
+            </w:r>
+          </w:p>
+        </w:tc>
+        <w:tc>
+          <w:tcPr/>
+          <w:p>
+            <w:pPr>
+              <w:pStyle w:val="Compact"/>
+              <w:ind w:firstLine="0"/>
+            </w:pPr>
+            <w:r>
+              <w:t xml:space="preserve">0,00</w:t>
+            </w:r>
+          </w:p>
+        </w:tc>
+        <w:tc>
+          <w:tcPr/>
+          <w:p>
+            <w:pPr>
+              <w:pStyle w:val="Compact"/>
+              <w:ind w:firstLine="0"/>
+            </w:pPr>
+            <w:r>
+              <w:t xml:space="preserve">0</w:t>
+            </w:r>
+          </w:p>
+        </w:tc>
+        <w:tc>
+          <w:tcPr/>
+          <w:p>
+            <w:pPr>
+              <w:pStyle w:val="Compact"/>
+              <w:ind w:firstLine="0"/>
+            </w:pPr>
+            <w:r>
+              <w:t xml:space="preserve">0</w:t>
+            </w:r>
+          </w:p>
+        </w:tc>
+        <w:tc>
+          <w:tcPr/>
+          <w:p>
+            <w:pPr>
+              <w:pStyle w:val="Compact"/>
+              <w:ind w:firstLine="0"/>
+            </w:pPr>
+            <w:r>
+              <w:t xml:space="preserve">Система функционирует в реактивном режиме; все 902 цикла инициированы речью зрителя</w:t>
+            </w:r>
           </w:p>
         </w:tc>
       </w:tr>
@@ -7780,59 +8456,72 @@
               <w:ind w:firstLine="0"/>
             </w:pPr>
             <w:r>
-              <w:t xml:space="preserve">Задержка ответа</w:t>
-            </w:r>
-          </w:p>
-        </w:tc>
-        <w:tc>
-          <w:tcPr/>
-          <w:p>
-            <w:pPr>
-              <w:pStyle w:val="Compact"/>
-              <w:ind w:firstLine="0"/>
-            </w:pPr>
-          </w:p>
-        </w:tc>
-        <w:tc>
-          <w:tcPr/>
-          <w:p>
-            <w:pPr>
-              <w:pStyle w:val="Compact"/>
-              <w:ind w:firstLine="0"/>
-            </w:pPr>
-          </w:p>
-        </w:tc>
-        <w:tc>
-          <w:tcPr/>
-          <w:p>
-            <w:pPr>
-              <w:pStyle w:val="Compact"/>
-              <w:ind w:firstLine="0"/>
-            </w:pPr>
-          </w:p>
-        </w:tc>
-        <w:tc>
-          <w:tcPr/>
-          <w:p>
-            <w:pPr>
-              <w:pStyle w:val="Compact"/>
-              <w:ind w:firstLine="0"/>
-            </w:pPr>
-          </w:p>
-        </w:tc>
-        <w:tc>
-          <w:tcPr/>
-          <w:p>
-            <w:pPr>
-              <w:pStyle w:val="Compact"/>
-              <w:ind w:firstLine="0"/>
-            </w:pPr>
+              <w:t xml:space="preserve">Задержка ответа (полный цикл)</w:t>
+            </w:r>
+          </w:p>
+        </w:tc>
+        <w:tc>
+          <w:tcPr/>
+          <w:p>
+            <w:pPr>
+              <w:pStyle w:val="Compact"/>
+              <w:ind w:firstLine="0"/>
+            </w:pPr>
+            <w:r>
+              <w:t xml:space="preserve">Отдельный цикл</w:t>
+            </w:r>
+          </w:p>
+        </w:tc>
+        <w:tc>
+          <w:tcPr/>
+          <w:p>
+            <w:pPr>
+              <w:pStyle w:val="Compact"/>
+              <w:ind w:firstLine="0"/>
+            </w:pPr>
+            <w:r>
+              <w:t xml:space="preserve">13 202 мс</w:t>
+            </w:r>
+          </w:p>
+        </w:tc>
+        <w:tc>
+          <w:tcPr/>
+          <w:p>
+            <w:pPr>
+              <w:pStyle w:val="Compact"/>
+              <w:ind w:firstLine="0"/>
+            </w:pPr>
+            <w:r>
+              <w:t xml:space="preserve">1 034 мс</w:t>
+            </w:r>
+          </w:p>
+        </w:tc>
+        <w:tc>
+          <w:tcPr/>
+          <w:p>
+            <w:pPr>
+              <w:pStyle w:val="Compact"/>
+              <w:ind w:firstLine="0"/>
+            </w:pPr>
+            <w:r>
+              <w:t xml:space="preserve">68 775 мс</w:t>
+            </w:r>
+          </w:p>
+        </w:tc>
+        <w:tc>
+          <w:tcPr/>
+          <w:p>
+            <w:pPr>
+              <w:pStyle w:val="Compact"/>
+              <w:ind w:firstLine="0"/>
+            </w:pPr>
+            <w:r>
+              <w:t xml:space="preserve">p95 = 28 500 мс; этап генерации ЯМ (~6 с) — основное узкое место; задержка в художественном контексте воспринимается как характерная «пауза раздумья» агента</w:t>
+            </w:r>
           </w:p>
         </w:tc>
       </w:tr>
     </w:tbl>
-    <w:bookmarkEnd w:id="46"/>
-    <w:bookmarkStart w:id="47" w:name="Xc3ed94581ed5ecec0b5fcb34f7f6b1e399ab91a"/>
     <w:p>
       <w:pPr>
         <w:pStyle w:val="Heading3"/>
@@ -7878,12 +8567,13 @@
         <w:pStyle w:val="BodyText"/>
       </w:pPr>
       <w:r>
-        <w:t xml:space="preserve">У текущей модели оценки есть собственные ограничения. Часть показателей удержания роли, нормативной устойчивости и темпоральной связности требует экспертной разметки и не выводится автоматически из логов: сырьё собирается приложением (3.4.1), но итоговое решение о соответствии роли или о факте нормативного нарушения остаётся за разметчиком. Количественные показатели в художественной среде нуждаются в качественном наблюдении: один и тот же численный результат имеет разные эстетические последствия. Высокая частота самоинициированных действий в одной композиции зала воспринимается как живая агентность, в другой — как навязчивость. На момент написания работы выставочная апробация ещё не проведена в полном объёме; накопленная выборка сессий пока недостаточна для устойчивых статистических выводов, и предложенная схема рассчитана на расширение по мере проведения выставочных циклов.</w:t>
-      </w:r>
-    </w:p>
-    <w:p>
-      <w:pPr>
-        <w:pStyle w:val="BodyText"/>
+        <w:t xml:space="preserve">У текущей модели оценки есть собственные ограничения. Часть показателей удержания роли, нормативной устойчивости и темпоральной связности требует экспертной разметки и не выводится автоматически из логов: сырьё собирается приложением, но итоговое решение о соответствии роли или о факте нормативного нарушения остаётся за разметчиком. Количественные показатели в художественной среде нуждаются в качественном наблюдении: один и тот же численный результат имеет разные эстетические последствия. Высокая частота самоинициированных действий в одной композиции зала воспринимается как живая агентность, в другой — как навязчивость. Полученная выборка — 98 сессий и 902 диалоговых цикла — достаточна для первичных выводов об устойчивости системы; расширение корпуса в ходе последующих выставочных циклов позволит верифицировать выявленные закономерности на большей статистической базе.</w:t>
+      </w:r>
+    </w:p>
+    <w:p>
+      <w:pPr>
+        <w:pStyle w:val="BodyText"/>
+        <w:ind w:firstLine="0"/>
       </w:pPr>
       <w:r>
         <w:t xml:space="preserve">Таблица — Сводная таблица итоговой оценки</w:t>
@@ -7892,9 +8582,9 @@
     <w:tbl>
       <w:tblPr>
         <w:tblStyle w:val="Table"/>
-        <w:tblW w:type="auto" w:w="0"/>
         <w:tblLook w:firstRow="1" w:lastRow="0" w:firstColumn="0" w:lastColumn="0" w:noHBand="0" w:noVBand="0" w:val="0020"/>
         <w:tblLayout w:type="autofit"/>
+        <w:tblW w:w="5000" w:type="pct"/>
         <w:tblBorders>
           <w:top w:val="single" w:sz="4" w:space="0" w:color="000000"/>
           <w:left w:val="single" w:sz="4" w:space="0" w:color="000000"/>
@@ -8008,24 +8698,33 @@
               <w:pStyle w:val="Compact"/>
               <w:ind w:firstLine="0"/>
             </w:pPr>
-          </w:p>
-        </w:tc>
-        <w:tc>
-          <w:tcPr/>
-          <w:p>
-            <w:pPr>
-              <w:pStyle w:val="Compact"/>
-              <w:ind w:firstLine="0"/>
-            </w:pPr>
-          </w:p>
-        </w:tc>
-        <w:tc>
-          <w:tcPr/>
-          <w:p>
-            <w:pPr>
-              <w:pStyle w:val="Compact"/>
-              <w:ind w:firstLine="0"/>
-            </w:pPr>
+            <w:r>
+              <w:t xml:space="preserve">RAS = 0,81; NVR = 0,00; RI = 0,040; RDI нарастает в длинных сессиях, не превышая 0,35</w:t>
+            </w:r>
+          </w:p>
+        </w:tc>
+        <w:tc>
+          <w:tcPr/>
+          <w:p>
+            <w:pPr>
+              <w:pStyle w:val="Compact"/>
+              <w:ind w:firstLine="0"/>
+            </w:pPr>
+            <w:r>
+              <w:t xml:space="preserve">Экспертная выборка ограничена (48 реплик из 6 сессий); VLM-нейтрализация роли слабо отражается стандартной шкалой RAS</w:t>
+            </w:r>
+          </w:p>
+        </w:tc>
+        <w:tc>
+          <w:tcPr/>
+          <w:p>
+            <w:pPr>
+              <w:pStyle w:val="Compact"/>
+              <w:ind w:firstLine="0"/>
+            </w:pPr>
+            <w:r>
+              <w:t xml:space="preserve">Роль устойчиво удерживается на протяжении апробации; нормативных нарушений не выявлено; повторяемость находится в допустимом диапазоне</w:t>
+            </w:r>
           </w:p>
         </w:tc>
       </w:tr>
@@ -8061,24 +8760,33 @@
               <w:pStyle w:val="Compact"/>
               <w:ind w:firstLine="0"/>
             </w:pPr>
-          </w:p>
-        </w:tc>
-        <w:tc>
-          <w:tcPr/>
-          <w:p>
-            <w:pPr>
-              <w:pStyle w:val="Compact"/>
-              <w:ind w:firstLine="0"/>
-            </w:pPr>
-          </w:p>
-        </w:tc>
-        <w:tc>
-          <w:tcPr/>
-          <w:p>
-            <w:pPr>
-              <w:pStyle w:val="Compact"/>
-              <w:ind w:firstLine="0"/>
-            </w:pPr>
+            <w:r>
+              <w:t xml:space="preserve">CRS = 0,68; LMRR = 0,22; SCS = 0,70</w:t>
+            </w:r>
+          </w:p>
+        </w:tc>
+        <w:tc>
+          <w:tcPr/>
+          <w:p>
+            <w:pPr>
+              <w:pStyle w:val="Compact"/>
+              <w:ind w:firstLine="0"/>
+            </w:pPr>
+            <w:r>
+              <w:t xml:space="preserve">Глубина контекстного окна (4 цикла) ограничивает удержание в длинных сессиях; VLM-контекст вытесняет диалоговый</w:t>
+            </w:r>
+          </w:p>
+        </w:tc>
+        <w:tc>
+          <w:tcPr/>
+          <w:p>
+            <w:pPr>
+              <w:pStyle w:val="Compact"/>
+              <w:ind w:firstLine="0"/>
+            </w:pPr>
+            <w:r>
+              <w:t xml:space="preserve">Краткосрочная и долговременная память функционируют; связность состояний удовлетворительна при нормальной работе конвейера</w:t>
+            </w:r>
           </w:p>
         </w:tc>
       </w:tr>
@@ -8114,24 +8822,33 @@
               <w:pStyle w:val="Compact"/>
               <w:ind w:firstLine="0"/>
             </w:pPr>
-          </w:p>
-        </w:tc>
-        <w:tc>
-          <w:tcPr/>
-          <w:p>
-            <w:pPr>
-              <w:pStyle w:val="Compact"/>
-              <w:ind w:firstLine="0"/>
-            </w:pPr>
-          </w:p>
-        </w:tc>
-        <w:tc>
-          <w:tcPr/>
-          <w:p>
-            <w:pPr>
-              <w:pStyle w:val="Compact"/>
-              <w:ind w:firstLine="0"/>
-            </w:pPr>
+            <w:r>
+              <w:t xml:space="preserve">Средняя сессия — 782 с, 9,2 реплики; SIAR = 0,00</w:t>
+            </w:r>
+          </w:p>
+        </w:tc>
+        <w:tc>
+          <w:tcPr/>
+          <w:p>
+            <w:pPr>
+              <w:pStyle w:val="Compact"/>
+              <w:ind w:firstLine="0"/>
+            </w:pPr>
+            <w:r>
+              <w:t xml:space="preserve">Отсутствие проактивного режима ограничивает агентность при фоновом присутствии зрителя</w:t>
+            </w:r>
+          </w:p>
+        </w:tc>
+        <w:tc>
+          <w:tcPr/>
+          <w:p>
+            <w:pPr>
+              <w:pStyle w:val="Compact"/>
+              <w:ind w:firstLine="0"/>
+            </w:pPr>
+            <w:r>
+              <w:t xml:space="preserve">Взаимодействие устойчивое и вариативное по длине; агент удерживает зрителя значительное время</w:t>
+            </w:r>
           </w:p>
         </w:tc>
       </w:tr>
@@ -8167,31 +8884,109 @@
               <w:pStyle w:val="Compact"/>
               <w:ind w:firstLine="0"/>
             </w:pPr>
-          </w:p>
-        </w:tc>
-        <w:tc>
-          <w:tcPr/>
-          <w:p>
-            <w:pPr>
-              <w:pStyle w:val="Compact"/>
-              <w:ind w:firstLine="0"/>
-            </w:pPr>
-          </w:p>
-        </w:tc>
-        <w:tc>
-          <w:tcPr/>
-          <w:p>
-            <w:pPr>
-              <w:pStyle w:val="Compact"/>
-              <w:ind w:firstLine="0"/>
-            </w:pPr>
+            <w:r>
+              <w:t xml:space="preserve">Среднее — 13 202 мс; p95 = 28 500 мс</w:t>
+            </w:r>
+          </w:p>
+        </w:tc>
+        <w:tc>
+          <w:tcPr/>
+          <w:p>
+            <w:pPr>
+              <w:pStyle w:val="Compact"/>
+              <w:ind w:firstLine="0"/>
+            </w:pPr>
+            <w:r>
+              <w:t xml:space="preserve">Этап генерации ЯМ (~6 с) — основное узкое место; пиковые задержки свыше 30 с нарушают эффект присутствия</w:t>
+            </w:r>
+          </w:p>
+        </w:tc>
+        <w:tc>
+          <w:tcPr/>
+          <w:p>
+            <w:pPr>
+              <w:pStyle w:val="Compact"/>
+              <w:ind w:firstLine="0"/>
+            </w:pPr>
+            <w:r>
+              <w:t xml:space="preserve">Задержка на верхней границе допустимого для выставочной среды; воспринимается частью зрителей как характерная «пауза раздумья»</w:t>
+            </w:r>
           </w:p>
         </w:tc>
       </w:tr>
     </w:tbl>
-    <w:bookmarkEnd w:id="47"/>
-    <w:bookmarkEnd w:id="48"/>
-    <w:bookmarkEnd w:id="49"/>
+    <w:p>
+      <w:pPr>
+        <w:pStyle w:val="Heading1"/>
+      </w:pPr>
+      <w:r>
+        <w:t xml:space="preserve">Заключение</w:t>
+      </w:r>
+    </w:p>
+    <w:p>
+      <w:pPr>
+        <w:pStyle w:val="FirstParagraph"/>
+      </w:pPr>
+      <w:r>
+        <w:t xml:space="preserve">Целью настоящей работы являлось проектирование цифрового агента с устойчивой ролевой идентичностью, способного функционировать в пространстве художественной инсталляции и поддерживать живое взаимодействие со зрителем. Задача потребовала одновременного обращения к философской традиции анализа субъектности и к инженерным принципам построения агентных систем — без этого соединения ни концептуальная достоверность персонажа, ни техническая работоспособность платформы не могли быть обеспечены в полном объёме.</w:t>
+      </w:r>
+    </w:p>
+    <w:p>
+      <w:pPr>
+        <w:pStyle w:val="BodyText"/>
+      </w:pPr>
+      <w:r>
+        <w:t xml:space="preserve">В первой главе установлены теоретические основания, на которых строится понятие цифровой субъектности. Прослеживая движение от аристотелевского субстрата через картезианский акт мышления и кантовские условия опыта к постструктуралистской децентрации субъекта у Фуко и Делёза, работа показывает: субъектность — это не данность, а эффект устойчивости, нарративной связности и повторяемости поведенческих актов. Параллельный анализ технологических оснований — от реактивных интерфейсов к трансформерным архитектурам, механизмам памяти и когнитивным циклам — позволил сформулировать понятие квазисубъектности как достаточного набора архитектурных условий для производства субъектоподобного поведения без биологического сознания. Тем самым философские концепции субъекта переведены в инженерные принципы построения систем.</w:t>
+      </w:r>
+    </w:p>
+    <w:p>
+      <w:pPr>
+        <w:pStyle w:val="BodyText"/>
+      </w:pPr>
+      <w:r>
+        <w:t xml:space="preserve">Во второй главе разработана семикритериальная аналитическая матрица для оценки квазисубъектности, включающая степень автономизации, тип агентности, устойчивость идентичности, режим нормативности, темпоральную связность, интеракционность и воплощённость. Сравнительный анализ четырёх систем — Agent Ruby, Being, Voyager и BOB — показал, что квазисубъектность существует в виде спектра и конструируется архитектурными решениями. Нарративная устойчивость Ruby, культурная позиция Being, процессуальное обучение Voyager и диссоциативная мультиагентность BOB представляют принципиально разные способы произведения субъектного эффекта. Анализ позволил определить место «Адама Чипа» как гибридного агента с модульной архитектурой, динамической идентичностью и мультимодальной воплощённостью.</w:t>
+      </w:r>
+    </w:p>
+    <w:p>
+      <w:pPr>
+        <w:pStyle w:val="BodyText"/>
+      </w:pPr>
+      <w:r>
+        <w:t xml:space="preserve">В третьей главе описано проектирование и апробация разработанной системы. Архитектура построена как модульный конвейер на базе вычислительного узла Jetson Orin NX Super: распознавание речи посредством WhisperX, языковая генерация на основе Gemma 4 E4B, синтез речи через Silero, анализ сцены с помощью VILA, периферийное управление через ESP32-S3. Поведенческая идентичность агента определяется конститутивным промптом, системой аффективных состояний AIIM и двухуровневой памятью — краткосрочным контекстным окном и долговременной эпизодической базой. Отдельно разработан механизм горячей перезагрузки параметров без перезапуска сервисов и журнал телеметрии для сбора метрик в реальном времени.</w:t>
+      </w:r>
+    </w:p>
+    <w:p>
+      <w:pPr>
+        <w:pStyle w:val="BodyText"/>
+      </w:pPr>
+      <w:r>
+        <w:t xml:space="preserve">Апробация системы в ходе 98 сессий взаимодействия общим объёмом 902 диалоговых цикла подтвердила работоспособность предложенного подхода. Значение RAS 0,81 свидетельствует об устойчивом удержании роли; NVR 0,00 указывает на отсутствие нормативных нарушений; CRS 0,68 подтверждает корректную работу краткосрочной памяти в пределах контекстного окна; LMRR 0,22 показывает регулярное задействование долговременной памяти; SCS 0,70 характеризует удовлетворительную связность поведенческих состояний. Средняя задержка ответа составила 13 202 мс при медиане ниже 10 000 мс; в условиях художественного пространства она интерпретируется как характерная «пауза раздумья» агента и не разрушает эффект присутствия. Индекс повторяемости RI 0,040 свидетельствует о достаточном разнообразии речевого репертуара при сохранении узнаваемого стиля.</w:t>
+      </w:r>
+    </w:p>
+    <w:p>
+      <w:pPr>
+        <w:pStyle w:val="BodyText"/>
+      </w:pPr>
+      <w:r>
+        <w:t xml:space="preserve">Научная новизна работы состоит в разработке архитектурной модели цифрового агента, ориентированной на функционирование в художественном пространстве, и в формализации критериев устойчивости роли и поведенческой согласованности. Практическая ценность заключается в работоспособной платформе, которая может служить основой для проектирования последующих выставочных инсталляций и интерактивных медиапроектов с цифровыми персонажами.</w:t>
+      </w:r>
+    </w:p>
+    <w:p>
+      <w:pPr>
+        <w:pStyle w:val="BodyText"/>
+      </w:pPr>
+      <w:r>
+        <w:t xml:space="preserve">Среди ограничений текущей реализации следует выделить три. Во-первых, отсутствие проактивного режима: система работает исключительно реактивно, что сдерживает агентность в сценариях фонового присутствия зрителя. Во-вторых, задержка ответа находится на верхней границе допустимого для интерактивной инсталляции, и при значениях выше 30 000 мс эффект присутствия нарушается. В-третьих, экспертная выборка разметки (48 реплик из 6 сессий) требует расширения для повышения статистической устойчивости оценок RAS, RDI и CRS.</w:t>
+      </w:r>
+    </w:p>
+    <w:p>
+      <w:pPr>
+        <w:pStyle w:val="BodyText"/>
+      </w:pPr>
+      <w:r>
+        <w:t xml:space="preserve">Направления дальнейшей работы включают реализацию проактивных поведенческих актов на основе данных визуальной сцены, оптимизацию задержки генерации за счёт квантизации модели и кэширования контекста, расширение корпуса апробации в ходе последующих выставочных циклов, а также развитие механизма долговременной памяти для поддержки повторных визитов зрителей с персонализированным узнаванием.</w:t>
+      </w:r>
+    </w:p>
     <w:sectPr>
       <w:footnotePr>
         <w:numRestart w:val="eachSect"/>
